--- a/src/content/bios/Lie-TH 2017.docx
+++ b/src/content/bios/Lie-TH 2017.docx
@@ -1,6 +1,6 @@
 
 <file path=word/document.xml><?xml version="1.0" encoding="utf-8"?>
-<w:document xmlns:wpc="http://schemas.microsoft.com/office/word/2010/wordprocessingCanvas" xmlns:cx="http://schemas.microsoft.com/office/drawing/2014/chartex" xmlns:cx1="http://schemas.microsoft.com/office/drawing/2015/9/8/chartex" xmlns:cx2="http://schemas.microsoft.com/office/drawing/2015/10/21/chartex" xmlns:cx3="http://schemas.microsoft.com/office/drawing/2016/5/9/chartex" xmlns:cx4="http://schemas.microsoft.com/office/drawing/2016/5/10/chartex" xmlns:cx5="http://schemas.microsoft.com/office/drawing/2016/5/11/chartex" xmlns:cx6="http://schemas.microsoft.com/office/drawing/2016/5/12/chartex" xmlns:cx7="http://schemas.microsoft.com/office/drawing/2016/5/13/chartex" xmlns:cx8="http://schemas.microsoft.com/office/drawing/2016/5/14/chartex" xmlns:mc="http://schemas.openxmlformats.org/markup-compatibility/2006" xmlns:aink="http://schemas.microsoft.com/office/drawing/2016/ink" xmlns:am3d="http://schemas.microsoft.com/office/drawing/2017/model3d" xmlns:o="urn:schemas-microsoft-com:office:office" xmlns:oel="http://schemas.microsoft.com/office/2019/extlst" xmlns:r="http://schemas.openxmlformats.org/officeDocument/2006/relationships" xmlns:m="http://schemas.openxmlformats.org/officeDocument/2006/math" xmlns:v="urn:schemas-microsoft-com:vml" xmlns:wp14="http://schemas.microsoft.com/office/word/2010/wordprocessingDrawing" xmlns:wp="http://schemas.openxmlformats.org/drawingml/2006/wordprocessingDrawing" xmlns:w10="urn:schemas-microsoft-com:office:word" xmlns:w="http://schemas.openxmlformats.org/wordprocessingml/2006/main" xmlns:w14="http://schemas.microsoft.com/office/word/2010/wordml" xmlns:w15="http://schemas.microsoft.com/office/word/2012/wordml" xmlns:w16cex="http://schemas.microsoft.com/office/word/2018/wordml/cex" xmlns:w16cid="http://schemas.microsoft.com/office/word/2016/wordml/cid" xmlns:w16="http://schemas.microsoft.com/office/word/2018/wordml" xmlns:w16du="http://schemas.microsoft.com/office/word/2023/wordml/word16du" xmlns:w16sdtdh="http://schemas.microsoft.com/office/word/2020/wordml/sdtdatahash" xmlns:w16sdtfl="http://schemas.microsoft.com/office/word/2024/wordml/sdtformatlock" xmlns:w16se="http://schemas.microsoft.com/office/word/2015/wordml/symex" xmlns:wpg="http://schemas.microsoft.com/office/word/2010/wordprocessingGroup" xmlns:wpi="http://schemas.microsoft.com/office/word/2010/wordprocessingInk" xmlns:wne="http://schemas.microsoft.com/office/word/2006/wordml" xmlns:wps="http://schemas.microsoft.com/office/word/2010/wordprocessingShape" mc:Ignorable="w14 w15 w16se w16cid w16 w16cex w16sdtdh w16sdtfl w16du wp14">
+<w:document xmlns:wpc="http://schemas.microsoft.com/office/word/2010/wordprocessingCanvas" xmlns:cx="http://schemas.microsoft.com/office/drawing/2014/chartex" xmlns:cx1="http://schemas.microsoft.com/office/drawing/2015/9/8/chartex" xmlns:cx2="http://schemas.microsoft.com/office/drawing/2015/10/21/chartex" xmlns:cx3="http://schemas.microsoft.com/office/drawing/2016/5/9/chartex" xmlns:cx4="http://schemas.microsoft.com/office/drawing/2016/5/10/chartex" xmlns:cx5="http://schemas.microsoft.com/office/drawing/2016/5/11/chartex" xmlns:cx6="http://schemas.microsoft.com/office/drawing/2016/5/12/chartex" xmlns:cx7="http://schemas.microsoft.com/office/drawing/2016/5/13/chartex" xmlns:cx8="http://schemas.microsoft.com/office/drawing/2016/5/14/chartex" xmlns:mc="http://schemas.openxmlformats.org/markup-compatibility/2006" xmlns:m="http://schemas.openxmlformats.org/officeDocument/2006/math" xmlns:aink="http://schemas.microsoft.com/office/drawing/2016/ink" xmlns:am3d="http://schemas.microsoft.com/office/drawing/2017/model3d" xmlns:oel="http://schemas.microsoft.com/office/2019/extlst" xmlns:r="http://schemas.openxmlformats.org/officeDocument/2006/relationships" xmlns:wp14="http://schemas.microsoft.com/office/word/2010/wordprocessingDrawing" xmlns:wp="http://schemas.openxmlformats.org/drawingml/2006/wordprocessingDrawing" xmlns:wpg="http://schemas.microsoft.com/office/word/2010/wordprocessingGroup" xmlns:wpi="http://schemas.microsoft.com/office/word/2010/wordprocessingInk" xmlns:wps="http://schemas.microsoft.com/office/word/2010/wordprocessingShape" xmlns:o="urn:schemas-microsoft-com:office:office" xmlns:v="urn:schemas-microsoft-com:vml" xmlns:w10="urn:schemas-microsoft-com:office:word" xmlns:w="http://schemas.openxmlformats.org/wordprocessingml/2006/main" xmlns:w14="http://schemas.microsoft.com/office/word/2010/wordml" xmlns:w15="http://schemas.microsoft.com/office/word/2012/wordml" xmlns:w16cei="http://schemas.microsoft.com/office/word/2026/wordml/cei" xmlns:w16cex="http://schemas.microsoft.com/office/word/2018/wordml/cex" xmlns:w16cid="http://schemas.microsoft.com/office/word/2016/wordml/cid" xmlns:w16="http://schemas.microsoft.com/office/word/2018/wordml" xmlns:w16sdtdh="http://schemas.microsoft.com/office/word/2020/wordml/sdtdatahash" xmlns:w16sdtfl="http://schemas.microsoft.com/office/word/2024/wordml/sdtformatlock" xmlns:w16se="http://schemas.microsoft.com/office/word/2015/wordml/symex" xmlns:w16du="http://schemas.microsoft.com/office/word/2023/wordml/word16du" xmlns:wne="http://schemas.microsoft.com/office/word/2006/wordml" mc:Ignorable="w14 w15 w16se w16cid w16 w16cex w16sdtdh w16sdtfl w16du wp14">
   <w:body>
     <w:p>
       <w:pPr>
@@ -226,14 +226,12 @@
       <w:r>
         <w:rPr>
           <w:rFonts w:ascii="Times New Roman" w:hAnsi="Times New Roman" w:cs="Times New Roman"/>
-          <w:noProof/>
-          <w:lang w:val="nl-NL" w:eastAsia="nl-NL"/>
         </w:rPr>
         <w:drawing>
-          <wp:inline distT="0" distB="0" distL="0" distR="0" wp14:anchorId="3B364BCA" wp14:editId="30D82417">
-            <wp:extent cx="1794168" cy="2306137"/>
-            <wp:effectExtent l="0" t="0" r="0" b="5715"/>
-            <wp:docPr id="2" name="Bildobjekt 2"/>
+          <wp:inline distT="0" distB="0" distL="0" distR="0" wp14:anchorId="33B74291" wp14:editId="1CB2BFDB">
+            <wp:extent cx="2429501" cy="2785724"/>
+            <wp:effectExtent l="0" t="0" r="0" b="0"/>
+            <wp:docPr id="360610468" name="Afbeelding 1"/>
             <wp:cNvGraphicFramePr>
               <a:graphicFrameLocks xmlns:a="http://schemas.openxmlformats.org/drawingml/2006/main" noChangeAspect="1"/>
             </wp:cNvGraphicFramePr>
@@ -241,17 +239,11 @@
               <a:graphicData uri="http://schemas.openxmlformats.org/drawingml/2006/picture">
                 <pic:pic xmlns:pic="http://schemas.openxmlformats.org/drawingml/2006/picture">
                   <pic:nvPicPr>
-                    <pic:cNvPr id="0" name="lie portrait #54480.jpg"/>
+                    <pic:cNvPr id="360610468" name=""/>
                     <pic:cNvPicPr/>
                   </pic:nvPicPr>
                   <pic:blipFill>
-                    <a:blip r:embed="rId9">
-                      <a:extLst>
-                        <a:ext uri="{28A0092B-C50C-407E-A947-70E740481C1C}">
-                          <a14:useLocalDpi xmlns:a14="http://schemas.microsoft.com/office/drawing/2010/main" val="0"/>
-                        </a:ext>
-                      </a:extLst>
-                    </a:blip>
+                    <a:blip r:embed="rId9"/>
                     <a:stretch>
                       <a:fillRect/>
                     </a:stretch>
@@ -259,7 +251,7 @@
                   <pic:spPr>
                     <a:xfrm>
                       <a:off x="0" y="0"/>
-                      <a:ext cx="1809400" cy="2325716"/>
+                      <a:ext cx="2446347" cy="2805040"/>
                     </a:xfrm>
                     <a:prstGeom prst="rect">
                       <a:avLst/>
@@ -285,16 +277,32 @@
         </w:rPr>
         <w:t xml:space="preserve">Source: </w:t>
       </w:r>
-      <w:hyperlink r:id="rId10" w:history="1">
-        <w:r>
-          <w:rPr>
-            <w:rStyle w:val="Hyperlink"/>
-            <w:rFonts w:ascii="Times New Roman" w:hAnsi="Times New Roman" w:cs="Times New Roman"/>
-            <w:u w:val="none"/>
-          </w:rPr>
-          <w:t>www.unmultimedia.org/s/photo/detail/544/0054480.html</w:t>
-        </w:r>
-      </w:hyperlink>
+      <w:r>
+        <w:rPr>
+          <w:rFonts w:ascii="Times New Roman" w:hAnsi="Times New Roman" w:cs="Times New Roman"/>
+        </w:rPr>
+        <w:t xml:space="preserve">Lie, October-November 1944, </w:t>
+      </w:r>
+      <w:proofErr w:type="spellStart"/>
+      <w:r>
+        <w:rPr>
+          <w:rFonts w:ascii="Times New Roman" w:hAnsi="Times New Roman" w:cs="Times New Roman"/>
+        </w:rPr>
+        <w:t>Nasjonalarkivet</w:t>
+      </w:r>
+      <w:proofErr w:type="spellEnd"/>
+      <w:r>
+        <w:rPr>
+          <w:rFonts w:ascii="Times New Roman" w:hAnsi="Times New Roman" w:cs="Times New Roman"/>
+        </w:rPr>
+        <w:t>, Oslo, Norway</w:t>
+      </w:r>
+      <w:r>
+        <w:rPr>
+          <w:rFonts w:ascii="Times New Roman" w:hAnsi="Times New Roman" w:cs="Times New Roman"/>
+        </w:rPr>
+        <w:t xml:space="preserve"> </w:t>
+      </w:r>
     </w:p>
     <w:p>
       <w:pPr>
@@ -321,7 +329,7 @@
         </w:rPr>
         <w:t xml:space="preserve"> </w:t>
       </w:r>
-      <w:hyperlink r:id="rId11" w:history="1">
+      <w:hyperlink r:id="rId10" w:history="1">
         <w:r>
           <w:rPr>
             <w:rStyle w:val="Hyperlink"/>
@@ -1367,16 +1375,8 @@
         <w:rPr>
           <w:rFonts w:ascii="Times New Roman" w:hAnsi="Times New Roman" w:cs="Times New Roman"/>
         </w:rPr>
-        <w:t xml:space="preserve">, Martin </w:t>
-      </w:r>
-      <w:proofErr w:type="spellStart"/>
-      <w:r>
-        <w:rPr>
-          <w:rFonts w:ascii="Times New Roman" w:hAnsi="Times New Roman" w:cs="Times New Roman"/>
-        </w:rPr>
-        <w:t>Tranmæl</w:t>
-      </w:r>
-      <w:proofErr w:type="spellEnd"/>
+        <w:t>, Martin Tranmæl</w:t>
+      </w:r>
       <w:r>
         <w:rPr>
           <w:rFonts w:ascii="Times New Roman" w:hAnsi="Times New Roman" w:cs="Times New Roman"/>
@@ -1459,6 +1459,7 @@
         <w:rPr>
           <w:rFonts w:ascii="Times New Roman" w:hAnsi="Times New Roman" w:cs="Times New Roman"/>
         </w:rPr>
+        <w:lastRenderedPageBreak/>
         <w:t>c</w:t>
       </w:r>
       <w:r>
@@ -1561,14 +1562,7 @@
         <w:rPr>
           <w:rFonts w:ascii="Times New Roman" w:hAnsi="Times New Roman" w:cs="Times New Roman"/>
         </w:rPr>
-        <w:t xml:space="preserve">Lie’s character and outlook were shaped by </w:t>
-      </w:r>
-      <w:r>
-        <w:rPr>
-          <w:rFonts w:ascii="Times New Roman" w:hAnsi="Times New Roman" w:cs="Times New Roman"/>
-        </w:rPr>
-        <w:lastRenderedPageBreak/>
-        <w:t xml:space="preserve">his early involvement in local politics. He became known for being rather blunt in speech and thought, yet honest </w:t>
+        <w:t xml:space="preserve">Lie’s character and outlook were shaped by his early involvement in local politics. He became known for being rather blunt in speech and thought, yet honest </w:t>
       </w:r>
       <w:r>
         <w:rPr>
@@ -3197,6 +3191,7 @@
         <w:rPr>
           <w:rFonts w:ascii="Times New Roman" w:hAnsi="Times New Roman" w:cs="Times New Roman"/>
         </w:rPr>
+        <w:lastRenderedPageBreak/>
         <w:t xml:space="preserve">permanent members </w:t>
       </w:r>
       <w:r>
@@ -3395,14 +3390,7 @@
         <w:rPr>
           <w:rFonts w:ascii="Times New Roman" w:hAnsi="Times New Roman" w:cs="Times New Roman"/>
         </w:rPr>
-        <w:t xml:space="preserve">Foreign </w:t>
-      </w:r>
-      <w:r>
-        <w:rPr>
-          <w:rFonts w:ascii="Times New Roman" w:hAnsi="Times New Roman" w:cs="Times New Roman"/>
-        </w:rPr>
-        <w:lastRenderedPageBreak/>
-        <w:t>M</w:t>
+        <w:t>Foreign M</w:t>
       </w:r>
       <w:r>
         <w:rPr>
@@ -4746,7 +4734,14 @@
         <w:rPr>
           <w:rFonts w:ascii="Times New Roman" w:hAnsi="Times New Roman" w:cs="Times New Roman"/>
         </w:rPr>
-        <w:t xml:space="preserve"> Lie worked closely with some Assistant Secretaries-General, </w:t>
+        <w:t xml:space="preserve"> Lie worked closely with some Assistant </w:t>
+      </w:r>
+      <w:r>
+        <w:rPr>
+          <w:rFonts w:ascii="Times New Roman" w:hAnsi="Times New Roman" w:cs="Times New Roman"/>
+        </w:rPr>
+        <w:lastRenderedPageBreak/>
+        <w:t xml:space="preserve">Secretaries-General, </w:t>
       </w:r>
       <w:r>
         <w:rPr>
@@ -4776,14 +4771,7 @@
         <w:rPr>
           <w:rFonts w:ascii="Times New Roman" w:hAnsi="Times New Roman" w:cs="Times New Roman"/>
         </w:rPr>
-        <w:t xml:space="preserve"> Lie built close relations with many ambassadors to the UN. His preferred way of seeking to influence the Security Council was to </w:t>
-      </w:r>
-      <w:r>
-        <w:rPr>
-          <w:rFonts w:ascii="Times New Roman" w:hAnsi="Times New Roman" w:cs="Times New Roman"/>
-        </w:rPr>
-        <w:lastRenderedPageBreak/>
-        <w:t>work privately with the ambassadors of the permanent members, particularly with Warren Austin (US, 1947-1953), Andrei Gromyko (Soviet Union, 1946-1948) and Alexander Cadogan (UK, 1946-1950).</w:t>
+        <w:t xml:space="preserve"> Lie built close relations with many ambassadors to the UN. His preferred way of seeking to influence the Security Council was to work privately with the ambassadors of the permanent members, particularly with Warren Austin (US, 1947-1953), Andrei Gromyko (Soviet Union, 1946-1948) and Alexander Cadogan (UK, 1946-1950).</w:t>
       </w:r>
       <w:r>
         <w:rPr>
@@ -4888,21 +4876,7 @@
         <w:rPr>
           <w:rFonts w:ascii="Times New Roman" w:hAnsi="Times New Roman" w:cs="Times New Roman"/>
         </w:rPr>
-        <w:t xml:space="preserve">Originally Lie sought to chart a middle course between East and </w:t>
-      </w:r>
-      <w:proofErr w:type="gramStart"/>
-      <w:r>
-        <w:rPr>
-          <w:rFonts w:ascii="Times New Roman" w:hAnsi="Times New Roman" w:cs="Times New Roman"/>
-        </w:rPr>
-        <w:t>West, but</w:t>
-      </w:r>
-      <w:proofErr w:type="gramEnd"/>
-      <w:r>
-        <w:rPr>
-          <w:rFonts w:ascii="Times New Roman" w:hAnsi="Times New Roman" w:cs="Times New Roman"/>
-        </w:rPr>
-        <w:t xml:space="preserve"> following the </w:t>
+        <w:t xml:space="preserve">Originally Lie sought to chart a middle course between East and West, but following the </w:t>
       </w:r>
       <w:r>
         <w:rPr>
@@ -5120,7 +5094,6 @@
         </w:rPr>
         <w:t xml:space="preserve">s </w:t>
       </w:r>
-      <w:proofErr w:type="gramStart"/>
       <w:r>
         <w:rPr>
           <w:rFonts w:ascii="Times New Roman" w:hAnsi="Times New Roman" w:cs="Times New Roman"/>
@@ -5131,14 +5104,7 @@
         <w:rPr>
           <w:rFonts w:ascii="Times New Roman" w:hAnsi="Times New Roman" w:cs="Times New Roman"/>
         </w:rPr>
-        <w:t>to</w:t>
-      </w:r>
-      <w:proofErr w:type="gramEnd"/>
-      <w:r>
-        <w:rPr>
-          <w:rFonts w:ascii="Times New Roman" w:hAnsi="Times New Roman" w:cs="Times New Roman"/>
-        </w:rPr>
-        <w:t xml:space="preserve"> negotiate a solution</w:t>
+        <w:t>to negotiate a solution</w:t>
       </w:r>
       <w:r>
         <w:rPr>
@@ -5318,27 +5284,13 @@
         <w:rPr>
           <w:rFonts w:ascii="Times New Roman" w:hAnsi="Times New Roman" w:cs="Times New Roman"/>
         </w:rPr>
-        <w:t xml:space="preserve"> capitals </w:t>
-      </w:r>
-      <w:proofErr w:type="gramStart"/>
-      <w:r>
-        <w:rPr>
-          <w:rFonts w:ascii="Times New Roman" w:hAnsi="Times New Roman" w:cs="Times New Roman"/>
-        </w:rPr>
-        <w:t>in order</w:t>
-      </w:r>
-      <w:r>
-        <w:rPr>
-          <w:rFonts w:ascii="Times New Roman" w:hAnsi="Times New Roman" w:cs="Times New Roman"/>
-        </w:rPr>
-        <w:t xml:space="preserve"> to</w:t>
-      </w:r>
-      <w:proofErr w:type="gramEnd"/>
-      <w:r>
-        <w:rPr>
-          <w:rFonts w:ascii="Times New Roman" w:hAnsi="Times New Roman" w:cs="Times New Roman"/>
-        </w:rPr>
-        <w:t xml:space="preserve"> promote </w:t>
+        <w:t xml:space="preserve"> capitals in order</w:t>
+      </w:r>
+      <w:r>
+        <w:rPr>
+          <w:rFonts w:ascii="Times New Roman" w:hAnsi="Times New Roman" w:cs="Times New Roman"/>
+        </w:rPr>
+        <w:t xml:space="preserve"> to promote </w:t>
       </w:r>
       <w:r>
         <w:rPr>
@@ -6025,21 +5977,7 @@
         <w:rPr>
           <w:rFonts w:ascii="Times New Roman" w:hAnsi="Times New Roman" w:cs="Times New Roman"/>
         </w:rPr>
-        <w:t xml:space="preserve">, insisted it would veto anyone but </w:t>
-      </w:r>
-      <w:proofErr w:type="gramStart"/>
-      <w:r>
-        <w:rPr>
-          <w:rFonts w:ascii="Times New Roman" w:hAnsi="Times New Roman" w:cs="Times New Roman"/>
-        </w:rPr>
-        <w:t>Lie</w:t>
-      </w:r>
-      <w:proofErr w:type="gramEnd"/>
-      <w:r>
-        <w:rPr>
-          <w:rFonts w:ascii="Times New Roman" w:hAnsi="Times New Roman" w:cs="Times New Roman"/>
-        </w:rPr>
-        <w:t xml:space="preserve">. </w:t>
+        <w:t xml:space="preserve">, insisted it would veto anyone but Lie. </w:t>
       </w:r>
       <w:r>
         <w:rPr>
@@ -6186,7 +6124,14 @@
         <w:rPr>
           <w:rFonts w:ascii="Times New Roman" w:hAnsi="Times New Roman" w:cs="Times New Roman"/>
         </w:rPr>
-        <w:t xml:space="preserve">ation nearly from scratch and with little time to </w:t>
+        <w:t xml:space="preserve">ation nearly from scratch and with </w:t>
+      </w:r>
+      <w:r>
+        <w:rPr>
+          <w:rFonts w:ascii="Times New Roman" w:hAnsi="Times New Roman" w:cs="Times New Roman"/>
+        </w:rPr>
+        <w:lastRenderedPageBreak/>
+        <w:t xml:space="preserve">little time to </w:t>
       </w:r>
       <w:r>
         <w:rPr>
@@ -6254,14 +6199,7 @@
         <w:rPr>
           <w:rFonts w:ascii="Times New Roman" w:hAnsi="Times New Roman" w:cs="Times New Roman"/>
         </w:rPr>
-        <w:t xml:space="preserve">, </w:t>
-      </w:r>
-      <w:r>
-        <w:rPr>
-          <w:rFonts w:ascii="Times New Roman" w:hAnsi="Times New Roman" w:cs="Times New Roman"/>
-        </w:rPr>
-        <w:lastRenderedPageBreak/>
-        <w:t xml:space="preserve">John </w:t>
+        <w:t xml:space="preserve">, John </w:t>
       </w:r>
       <w:r>
         <w:rPr>
@@ -7488,21 +7426,7 @@
         <w:rPr>
           <w:rFonts w:ascii="Times New Roman" w:hAnsi="Times New Roman" w:cs="Times New Roman"/>
         </w:rPr>
-        <w:t xml:space="preserve">, </w:t>
-      </w:r>
-      <w:proofErr w:type="gramStart"/>
-      <w:r>
-        <w:rPr>
-          <w:rFonts w:ascii="Times New Roman" w:hAnsi="Times New Roman" w:cs="Times New Roman"/>
-        </w:rPr>
-        <w:t>Lie</w:t>
-      </w:r>
-      <w:proofErr w:type="gramEnd"/>
-      <w:r>
-        <w:rPr>
-          <w:rFonts w:ascii="Times New Roman" w:hAnsi="Times New Roman" w:cs="Times New Roman"/>
-        </w:rPr>
-        <w:t xml:space="preserve"> </w:t>
+        <w:t xml:space="preserve">, Lie </w:t>
       </w:r>
       <w:r>
         <w:rPr>
@@ -8071,7 +7995,14 @@
         <w:rPr>
           <w:rFonts w:ascii="Times New Roman" w:hAnsi="Times New Roman" w:cs="Times New Roman"/>
         </w:rPr>
-        <w:t xml:space="preserve"> and one volume detailing his childhood and early career (published </w:t>
+        <w:t xml:space="preserve"> and one volume detailing his childhood and early career </w:t>
+      </w:r>
+      <w:r>
+        <w:rPr>
+          <w:rFonts w:ascii="Times New Roman" w:hAnsi="Times New Roman" w:cs="Times New Roman"/>
+        </w:rPr>
+        <w:lastRenderedPageBreak/>
+        <w:t xml:space="preserve">(published </w:t>
       </w:r>
       <w:r>
         <w:rPr>
@@ -8242,14 +8173,7 @@
         <w:rPr>
           <w:rFonts w:ascii="Times New Roman" w:hAnsi="Times New Roman" w:cs="Times New Roman"/>
         </w:rPr>
-        <w:t xml:space="preserve">e </w:t>
-      </w:r>
-      <w:r>
-        <w:rPr>
-          <w:rFonts w:ascii="Times New Roman" w:hAnsi="Times New Roman" w:cs="Times New Roman"/>
-        </w:rPr>
-        <w:lastRenderedPageBreak/>
-        <w:t xml:space="preserve">strongly resented the way media and other observers portrayed Hammarskjöld as the founder of the office of UN Secretary-General. </w:t>
+        <w:t xml:space="preserve">e strongly resented the way media and other observers portrayed Hammarskjöld as the founder of the office of UN Secretary-General. </w:t>
       </w:r>
       <w:r>
         <w:rPr>
@@ -9488,21 +9412,12 @@
         </w:rPr>
         <w:t xml:space="preserve">3-4, </w:t>
       </w:r>
-      <w:proofErr w:type="spellStart"/>
       <w:r>
         <w:rPr>
           <w:rFonts w:ascii="Times New Roman" w:hAnsi="Times New Roman" w:cs="Times New Roman"/>
           <w:lang w:val="sv-SE"/>
         </w:rPr>
-        <w:t>March</w:t>
-      </w:r>
-      <w:proofErr w:type="spellEnd"/>
-      <w:r>
-        <w:rPr>
-          <w:rFonts w:ascii="Times New Roman" w:hAnsi="Times New Roman" w:cs="Times New Roman"/>
-          <w:lang w:val="sv-SE"/>
-        </w:rPr>
-        <w:t xml:space="preserve"> 1950</w:t>
+        <w:t>March 1950</w:t>
       </w:r>
       <w:r>
         <w:rPr>
@@ -9909,7 +9824,7 @@
         </w:rPr>
         <w:t xml:space="preserve">, 25 November 1946, available at </w:t>
       </w:r>
-      <w:hyperlink r:id="rId12" w:history="1">
+      <w:hyperlink r:id="rId11" w:history="1">
         <w:r>
           <w:rPr>
             <w:rStyle w:val="Hyperlink"/>
@@ -10314,21 +10229,7 @@
         <w:rPr>
           <w:rFonts w:ascii="Times New Roman" w:hAnsi="Times New Roman" w:cs="Times New Roman"/>
         </w:rPr>
-        <w:t xml:space="preserve">A.W. </w:t>
-      </w:r>
-      <w:proofErr w:type="spellStart"/>
-      <w:r>
-        <w:rPr>
-          <w:rFonts w:ascii="Times New Roman" w:hAnsi="Times New Roman" w:cs="Times New Roman"/>
-        </w:rPr>
-        <w:t>Rovine</w:t>
-      </w:r>
-      <w:proofErr w:type="spellEnd"/>
-      <w:r>
-        <w:rPr>
-          <w:rFonts w:ascii="Times New Roman" w:hAnsi="Times New Roman" w:cs="Times New Roman"/>
-        </w:rPr>
-        <w:t xml:space="preserve">, </w:t>
+        <w:t xml:space="preserve">A.W. Rovine, </w:t>
       </w:r>
       <w:r>
         <w:rPr>
@@ -10373,7 +10274,14 @@
         <w:rPr>
           <w:rFonts w:ascii="Times New Roman" w:hAnsi="Times New Roman" w:cs="Times New Roman"/>
         </w:rPr>
-        <w:t>, Westport 1983, 433-434;</w:t>
+        <w:t xml:space="preserve">, Westport 1983, </w:t>
+      </w:r>
+      <w:r>
+        <w:rPr>
+          <w:rFonts w:ascii="Times New Roman" w:hAnsi="Times New Roman" w:cs="Times New Roman"/>
+        </w:rPr>
+        <w:lastRenderedPageBreak/>
+        <w:t>433-434;</w:t>
       </w:r>
       <w:r>
         <w:rPr>
@@ -10492,14 +10400,7 @@
         <w:rPr>
           <w:rFonts w:ascii="Times New Roman" w:hAnsi="Times New Roman" w:cs="Times New Roman"/>
         </w:rPr>
-        <w:t xml:space="preserve">, </w:t>
-      </w:r>
-      <w:r>
-        <w:rPr>
-          <w:rFonts w:ascii="Times New Roman" w:hAnsi="Times New Roman" w:cs="Times New Roman"/>
-        </w:rPr>
-        <w:lastRenderedPageBreak/>
-        <w:t xml:space="preserve">New York 1995; </w:t>
+        <w:t xml:space="preserve">, New York 1995; </w:t>
       </w:r>
       <w:r>
         <w:rPr>
@@ -10806,131 +10707,109 @@
         <w:rPr>
           <w:rFonts w:ascii="Times New Roman" w:hAnsi="Times New Roman" w:cs="Times New Roman"/>
         </w:rPr>
+        <w:t>G. Hjeltnes, ‘</w:t>
+      </w:r>
+      <w:proofErr w:type="spellStart"/>
+      <w:r>
+        <w:rPr>
+          <w:rFonts w:ascii="Times New Roman" w:hAnsi="Times New Roman" w:cs="Times New Roman"/>
+        </w:rPr>
+        <w:t>McCarthyismens</w:t>
+      </w:r>
+      <w:proofErr w:type="spellEnd"/>
+      <w:r>
+        <w:rPr>
+          <w:rFonts w:ascii="Times New Roman" w:hAnsi="Times New Roman" w:cs="Times New Roman"/>
+        </w:rPr>
+        <w:t xml:space="preserve"> </w:t>
+      </w:r>
+      <w:proofErr w:type="spellStart"/>
+      <w:r>
+        <w:rPr>
+          <w:rFonts w:ascii="Times New Roman" w:hAnsi="Times New Roman" w:cs="Times New Roman"/>
+        </w:rPr>
+        <w:t>inntog</w:t>
+      </w:r>
+      <w:proofErr w:type="spellEnd"/>
+      <w:r>
+        <w:rPr>
+          <w:rFonts w:ascii="Times New Roman" w:hAnsi="Times New Roman" w:cs="Times New Roman"/>
+        </w:rPr>
+        <w:t xml:space="preserve"> </w:t>
+      </w:r>
+      <w:proofErr w:type="spellStart"/>
+      <w:r>
+        <w:rPr>
+          <w:rFonts w:ascii="Times New Roman" w:hAnsi="Times New Roman" w:cs="Times New Roman"/>
+        </w:rPr>
+        <w:t>i</w:t>
+      </w:r>
+      <w:proofErr w:type="spellEnd"/>
+      <w:r>
+        <w:rPr>
+          <w:rFonts w:ascii="Times New Roman" w:hAnsi="Times New Roman" w:cs="Times New Roman"/>
+        </w:rPr>
+        <w:t xml:space="preserve"> FN’ in </w:t>
+      </w:r>
+      <w:proofErr w:type="spellStart"/>
+      <w:r>
+        <w:rPr>
+          <w:rFonts w:ascii="Times New Roman" w:hAnsi="Times New Roman" w:cs="Times New Roman"/>
+          <w:i/>
+        </w:rPr>
+        <w:t>Arbeiderhistorie</w:t>
+      </w:r>
+      <w:proofErr w:type="spellEnd"/>
+      <w:r>
+        <w:rPr>
+          <w:rFonts w:ascii="Times New Roman" w:hAnsi="Times New Roman" w:cs="Times New Roman"/>
+        </w:rPr>
+        <w:t xml:space="preserve">, 2004, 32-53; </w:t>
+      </w:r>
+      <w:r>
+        <w:rPr>
+          <w:rFonts w:ascii="Times New Roman" w:hAnsi="Times New Roman" w:cs="Times New Roman"/>
+        </w:rPr>
+        <w:t xml:space="preserve">L. </w:t>
+      </w:r>
+      <w:proofErr w:type="spellStart"/>
+      <w:r>
+        <w:rPr>
+          <w:rFonts w:ascii="Times New Roman" w:hAnsi="Times New Roman" w:cs="Times New Roman"/>
+        </w:rPr>
+        <w:t>Gordenker</w:t>
+      </w:r>
+      <w:proofErr w:type="spellEnd"/>
+      <w:r>
+        <w:rPr>
+          <w:rFonts w:ascii="Times New Roman" w:hAnsi="Times New Roman" w:cs="Times New Roman"/>
+        </w:rPr>
+        <w:t xml:space="preserve">, </w:t>
+      </w:r>
+      <w:r>
+        <w:rPr>
+          <w:rFonts w:ascii="Times New Roman" w:hAnsi="Times New Roman" w:cs="Times New Roman"/>
+          <w:i/>
+        </w:rPr>
+        <w:t>The UN Secretary-General and Secretariat</w:t>
+      </w:r>
+      <w:r>
+        <w:rPr>
+          <w:rFonts w:ascii="Times New Roman" w:hAnsi="Times New Roman" w:cs="Times New Roman"/>
+        </w:rPr>
+        <w:t xml:space="preserve">, Abingdon 2005; </w:t>
+      </w:r>
+      <w:r>
+        <w:rPr>
+          <w:rFonts w:ascii="Times New Roman" w:hAnsi="Times New Roman" w:cs="Times New Roman"/>
+        </w:rPr>
         <w:t xml:space="preserve">G. </w:t>
       </w:r>
-      <w:proofErr w:type="spellStart"/>
-      <w:r>
-        <w:rPr>
-          <w:rFonts w:ascii="Times New Roman" w:hAnsi="Times New Roman" w:cs="Times New Roman"/>
-        </w:rPr>
-        <w:t>Hjeltnes</w:t>
-      </w:r>
-      <w:proofErr w:type="spellEnd"/>
-      <w:r>
-        <w:rPr>
-          <w:rFonts w:ascii="Times New Roman" w:hAnsi="Times New Roman" w:cs="Times New Roman"/>
-        </w:rPr>
-        <w:t>, ‘</w:t>
-      </w:r>
-      <w:proofErr w:type="spellStart"/>
-      <w:r>
-        <w:rPr>
-          <w:rFonts w:ascii="Times New Roman" w:hAnsi="Times New Roman" w:cs="Times New Roman"/>
-        </w:rPr>
-        <w:t>McCarthyismens</w:t>
-      </w:r>
-      <w:proofErr w:type="spellEnd"/>
-      <w:r>
-        <w:rPr>
-          <w:rFonts w:ascii="Times New Roman" w:hAnsi="Times New Roman" w:cs="Times New Roman"/>
-        </w:rPr>
-        <w:t xml:space="preserve"> </w:t>
-      </w:r>
-      <w:proofErr w:type="spellStart"/>
-      <w:r>
-        <w:rPr>
-          <w:rFonts w:ascii="Times New Roman" w:hAnsi="Times New Roman" w:cs="Times New Roman"/>
-        </w:rPr>
-        <w:t>inntog</w:t>
-      </w:r>
-      <w:proofErr w:type="spellEnd"/>
-      <w:r>
-        <w:rPr>
-          <w:rFonts w:ascii="Times New Roman" w:hAnsi="Times New Roman" w:cs="Times New Roman"/>
-        </w:rPr>
-        <w:t xml:space="preserve"> </w:t>
-      </w:r>
-      <w:proofErr w:type="spellStart"/>
-      <w:r>
-        <w:rPr>
-          <w:rFonts w:ascii="Times New Roman" w:hAnsi="Times New Roman" w:cs="Times New Roman"/>
-        </w:rPr>
-        <w:t>i</w:t>
-      </w:r>
-      <w:proofErr w:type="spellEnd"/>
-      <w:r>
-        <w:rPr>
-          <w:rFonts w:ascii="Times New Roman" w:hAnsi="Times New Roman" w:cs="Times New Roman"/>
-        </w:rPr>
-        <w:t xml:space="preserve"> FN’ in </w:t>
-      </w:r>
-      <w:proofErr w:type="spellStart"/>
-      <w:r>
-        <w:rPr>
-          <w:rFonts w:ascii="Times New Roman" w:hAnsi="Times New Roman" w:cs="Times New Roman"/>
-          <w:i/>
-        </w:rPr>
-        <w:t>Arbeiderhistorie</w:t>
-      </w:r>
-      <w:proofErr w:type="spellEnd"/>
-      <w:r>
-        <w:rPr>
-          <w:rFonts w:ascii="Times New Roman" w:hAnsi="Times New Roman" w:cs="Times New Roman"/>
-        </w:rPr>
-        <w:t xml:space="preserve">, 2004, 32-53; </w:t>
-      </w:r>
-      <w:r>
-        <w:rPr>
-          <w:rFonts w:ascii="Times New Roman" w:hAnsi="Times New Roman" w:cs="Times New Roman"/>
-        </w:rPr>
-        <w:t xml:space="preserve">L. </w:t>
-      </w:r>
-      <w:proofErr w:type="spellStart"/>
-      <w:r>
-        <w:rPr>
-          <w:rFonts w:ascii="Times New Roman" w:hAnsi="Times New Roman" w:cs="Times New Roman"/>
-        </w:rPr>
-        <w:t>Gordenker</w:t>
-      </w:r>
-      <w:proofErr w:type="spellEnd"/>
-      <w:r>
-        <w:rPr>
-          <w:rFonts w:ascii="Times New Roman" w:hAnsi="Times New Roman" w:cs="Times New Roman"/>
-        </w:rPr>
-        <w:t xml:space="preserve">, </w:t>
-      </w:r>
-      <w:r>
-        <w:rPr>
-          <w:rFonts w:ascii="Times New Roman" w:hAnsi="Times New Roman" w:cs="Times New Roman"/>
-          <w:i/>
-        </w:rPr>
-        <w:t>The UN Secretary-General and Secretariat</w:t>
-      </w:r>
-      <w:r>
-        <w:rPr>
-          <w:rFonts w:ascii="Times New Roman" w:hAnsi="Times New Roman" w:cs="Times New Roman"/>
-        </w:rPr>
-        <w:t xml:space="preserve">, Abingdon 2005; </w:t>
-      </w:r>
-      <w:r>
-        <w:rPr>
-          <w:rFonts w:ascii="Times New Roman" w:hAnsi="Times New Roman" w:cs="Times New Roman"/>
-        </w:rPr>
-        <w:t xml:space="preserve">G. </w:t>
-      </w:r>
-      <w:proofErr w:type="spellStart"/>
-      <w:r>
-        <w:rPr>
-          <w:rFonts w:ascii="Times New Roman" w:hAnsi="Times New Roman" w:cs="Times New Roman"/>
-        </w:rPr>
-        <w:t>Hjeltnes</w:t>
-      </w:r>
-      <w:proofErr w:type="spellEnd"/>
-      <w:r>
-        <w:rPr>
-          <w:rFonts w:ascii="Times New Roman" w:hAnsi="Times New Roman" w:cs="Times New Roman"/>
-        </w:rPr>
-        <w:t xml:space="preserve">, </w:t>
+      <w:r>
+        <w:rPr>
+          <w:rFonts w:ascii="Times New Roman" w:hAnsi="Times New Roman" w:cs="Times New Roman"/>
+        </w:rPr>
+        <w:t xml:space="preserve">Hjeltnes, </w:t>
       </w:r>
       <w:r>
         <w:rPr>
@@ -11131,23 +11010,7 @@
           <w:rFonts w:ascii="Times New Roman" w:eastAsia="Times New Roman" w:hAnsi="Times New Roman" w:cs="Times New Roman"/>
           <w:color w:val="000000"/>
         </w:rPr>
-        <w:t xml:space="preserve">G. </w:t>
-      </w:r>
-      <w:proofErr w:type="spellStart"/>
-      <w:r>
-        <w:rPr>
-          <w:rFonts w:ascii="Times New Roman" w:eastAsia="Times New Roman" w:hAnsi="Times New Roman" w:cs="Times New Roman"/>
-          <w:color w:val="000000"/>
-        </w:rPr>
-        <w:t>Hjeltnes</w:t>
-      </w:r>
-      <w:proofErr w:type="spellEnd"/>
-      <w:r>
-        <w:rPr>
-          <w:rFonts w:ascii="Times New Roman" w:eastAsia="Times New Roman" w:hAnsi="Times New Roman" w:cs="Times New Roman"/>
-          <w:color w:val="000000"/>
-        </w:rPr>
-        <w:t>, ‘</w:t>
+        <w:t>G. Hjeltnes, ‘</w:t>
       </w:r>
       <w:r>
         <w:rPr>
@@ -11211,7 +11074,7 @@
         </w:rPr>
         <w:t>, 13 February 2009, available at </w:t>
       </w:r>
-      <w:hyperlink r:id="rId13" w:anchor="-Kilder_og_litteratur" w:history="1">
+      <w:hyperlink r:id="rId12" w:anchor="-Kilder_og_litteratur" w:history="1">
         <w:r>
           <w:rPr>
             <w:rStyle w:val="Hyperlink"/>
@@ -12220,7 +12083,7 @@
         </w:rPr>
         <w:t xml:space="preserve">Eisenberg, </w:t>
       </w:r>
-      <w:hyperlink r:id="rId14" w:history="1">
+      <w:hyperlink r:id="rId13" w:history="1">
         <w:r>
           <w:rPr>
             <w:rStyle w:val="Hyperlink"/>
@@ -12247,10 +12110,10 @@
       </w:pPr>
     </w:p>
     <w:sectPr>
-      <w:headerReference w:type="even" r:id="rId15"/>
-      <w:headerReference w:type="default" r:id="rId16"/>
-      <w:footerReference w:type="even" r:id="rId17"/>
-      <w:footerReference w:type="default" r:id="rId18"/>
+      <w:headerReference w:type="even" r:id="rId14"/>
+      <w:headerReference w:type="default" r:id="rId15"/>
+      <w:footerReference w:type="even" r:id="rId16"/>
+      <w:footerReference w:type="default" r:id="rId17"/>
       <w:pgSz w:w="11900" w:h="16840"/>
       <w:pgMar w:top="1418" w:right="1418" w:bottom="1418" w:left="1418" w:header="709" w:footer="709" w:gutter="0"/>
       <w:cols w:space="720"/>
@@ -12261,7 +12124,7 @@
 </file>
 
 <file path=word/endnotes.xml><?xml version="1.0" encoding="utf-8"?>
-<w:endnotes xmlns:wpc="http://schemas.microsoft.com/office/word/2010/wordprocessingCanvas" xmlns:cx="http://schemas.microsoft.com/office/drawing/2014/chartex" xmlns:cx1="http://schemas.microsoft.com/office/drawing/2015/9/8/chartex" xmlns:cx2="http://schemas.microsoft.com/office/drawing/2015/10/21/chartex" xmlns:cx3="http://schemas.microsoft.com/office/drawing/2016/5/9/chartex" xmlns:cx4="http://schemas.microsoft.com/office/drawing/2016/5/10/chartex" xmlns:cx5="http://schemas.microsoft.com/office/drawing/2016/5/11/chartex" xmlns:cx6="http://schemas.microsoft.com/office/drawing/2016/5/12/chartex" xmlns:cx7="http://schemas.microsoft.com/office/drawing/2016/5/13/chartex" xmlns:cx8="http://schemas.microsoft.com/office/drawing/2016/5/14/chartex" xmlns:mc="http://schemas.openxmlformats.org/markup-compatibility/2006" xmlns:aink="http://schemas.microsoft.com/office/drawing/2016/ink" xmlns:am3d="http://schemas.microsoft.com/office/drawing/2017/model3d" xmlns:o="urn:schemas-microsoft-com:office:office" xmlns:oel="http://schemas.microsoft.com/office/2019/extlst" xmlns:r="http://schemas.openxmlformats.org/officeDocument/2006/relationships" xmlns:m="http://schemas.openxmlformats.org/officeDocument/2006/math" xmlns:v="urn:schemas-microsoft-com:vml" xmlns:wp14="http://schemas.microsoft.com/office/word/2010/wordprocessingDrawing" xmlns:wp="http://schemas.openxmlformats.org/drawingml/2006/wordprocessingDrawing" xmlns:w10="urn:schemas-microsoft-com:office:word" xmlns:w="http://schemas.openxmlformats.org/wordprocessingml/2006/main" xmlns:w14="http://schemas.microsoft.com/office/word/2010/wordml" xmlns:w15="http://schemas.microsoft.com/office/word/2012/wordml" xmlns:w16cex="http://schemas.microsoft.com/office/word/2018/wordml/cex" xmlns:w16cid="http://schemas.microsoft.com/office/word/2016/wordml/cid" xmlns:w16="http://schemas.microsoft.com/office/word/2018/wordml" xmlns:w16du="http://schemas.microsoft.com/office/word/2023/wordml/word16du" xmlns:w16sdtdh="http://schemas.microsoft.com/office/word/2020/wordml/sdtdatahash" xmlns:w16sdtfl="http://schemas.microsoft.com/office/word/2024/wordml/sdtformatlock" xmlns:w16se="http://schemas.microsoft.com/office/word/2015/wordml/symex" xmlns:wpg="http://schemas.microsoft.com/office/word/2010/wordprocessingGroup" xmlns:wpi="http://schemas.microsoft.com/office/word/2010/wordprocessingInk" xmlns:wne="http://schemas.microsoft.com/office/word/2006/wordml" xmlns:wps="http://schemas.microsoft.com/office/word/2010/wordprocessingShape" mc:Ignorable="w14 w15 w16se w16cid w16 w16cex w16sdtdh w16sdtfl w16du wp14">
+<w:endnotes xmlns:wpc="http://schemas.microsoft.com/office/word/2010/wordprocessingCanvas" xmlns:cx="http://schemas.microsoft.com/office/drawing/2014/chartex" xmlns:cx1="http://schemas.microsoft.com/office/drawing/2015/9/8/chartex" xmlns:cx2="http://schemas.microsoft.com/office/drawing/2015/10/21/chartex" xmlns:cx3="http://schemas.microsoft.com/office/drawing/2016/5/9/chartex" xmlns:cx4="http://schemas.microsoft.com/office/drawing/2016/5/10/chartex" xmlns:cx5="http://schemas.microsoft.com/office/drawing/2016/5/11/chartex" xmlns:cx6="http://schemas.microsoft.com/office/drawing/2016/5/12/chartex" xmlns:cx7="http://schemas.microsoft.com/office/drawing/2016/5/13/chartex" xmlns:cx8="http://schemas.microsoft.com/office/drawing/2016/5/14/chartex" xmlns:mc="http://schemas.openxmlformats.org/markup-compatibility/2006" xmlns:m="http://schemas.openxmlformats.org/officeDocument/2006/math" xmlns:aink="http://schemas.microsoft.com/office/drawing/2016/ink" xmlns:am3d="http://schemas.microsoft.com/office/drawing/2017/model3d" xmlns:oel="http://schemas.microsoft.com/office/2019/extlst" xmlns:r="http://schemas.openxmlformats.org/officeDocument/2006/relationships" xmlns:wp14="http://schemas.microsoft.com/office/word/2010/wordprocessingDrawing" xmlns:wp="http://schemas.openxmlformats.org/drawingml/2006/wordprocessingDrawing" xmlns:wpg="http://schemas.microsoft.com/office/word/2010/wordprocessingGroup" xmlns:wpi="http://schemas.microsoft.com/office/word/2010/wordprocessingInk" xmlns:wps="http://schemas.microsoft.com/office/word/2010/wordprocessingShape" xmlns:o="urn:schemas-microsoft-com:office:office" xmlns:v="urn:schemas-microsoft-com:vml" xmlns:w10="urn:schemas-microsoft-com:office:word" xmlns:w="http://schemas.openxmlformats.org/wordprocessingml/2006/main" xmlns:w14="http://schemas.microsoft.com/office/word/2010/wordml" xmlns:w15="http://schemas.microsoft.com/office/word/2012/wordml" xmlns:w16cei="http://schemas.microsoft.com/office/word/2026/wordml/cei" xmlns:w16cex="http://schemas.microsoft.com/office/word/2018/wordml/cex" xmlns:w16cid="http://schemas.microsoft.com/office/word/2016/wordml/cid" xmlns:w16="http://schemas.microsoft.com/office/word/2018/wordml" xmlns:w16sdtdh="http://schemas.microsoft.com/office/word/2020/wordml/sdtdatahash" xmlns:w16sdtfl="http://schemas.microsoft.com/office/word/2024/wordml/sdtformatlock" xmlns:w16se="http://schemas.microsoft.com/office/word/2015/wordml/symex" xmlns:w16du="http://schemas.microsoft.com/office/word/2023/wordml/word16du" xmlns:wne="http://schemas.microsoft.com/office/word/2006/wordml" mc:Ignorable="w14 w15 w16se w16cid w16 w16cex w16sdtdh w16sdtfl w16du wp14">
   <w:endnote w:type="separator" w:id="-1">
     <w:p>
       <w:r>
@@ -12283,7 +12146,7 @@
 </file>
 
 <file path=word/footer1.xml><?xml version="1.0" encoding="utf-8"?>
-<w:ftr xmlns:wpc="http://schemas.microsoft.com/office/word/2010/wordprocessingCanvas" xmlns:cx="http://schemas.microsoft.com/office/drawing/2014/chartex" xmlns:cx1="http://schemas.microsoft.com/office/drawing/2015/9/8/chartex" xmlns:cx2="http://schemas.microsoft.com/office/drawing/2015/10/21/chartex" xmlns:cx3="http://schemas.microsoft.com/office/drawing/2016/5/9/chartex" xmlns:cx4="http://schemas.microsoft.com/office/drawing/2016/5/10/chartex" xmlns:cx5="http://schemas.microsoft.com/office/drawing/2016/5/11/chartex" xmlns:cx6="http://schemas.microsoft.com/office/drawing/2016/5/12/chartex" xmlns:cx7="http://schemas.microsoft.com/office/drawing/2016/5/13/chartex" xmlns:cx8="http://schemas.microsoft.com/office/drawing/2016/5/14/chartex" xmlns:mc="http://schemas.openxmlformats.org/markup-compatibility/2006" xmlns:aink="http://schemas.microsoft.com/office/drawing/2016/ink" xmlns:am3d="http://schemas.microsoft.com/office/drawing/2017/model3d" xmlns:o="urn:schemas-microsoft-com:office:office" xmlns:oel="http://schemas.microsoft.com/office/2019/extlst" xmlns:r="http://schemas.openxmlformats.org/officeDocument/2006/relationships" xmlns:m="http://schemas.openxmlformats.org/officeDocument/2006/math" xmlns:v="urn:schemas-microsoft-com:vml" xmlns:wp14="http://schemas.microsoft.com/office/word/2010/wordprocessingDrawing" xmlns:wp="http://schemas.openxmlformats.org/drawingml/2006/wordprocessingDrawing" xmlns:w10="urn:schemas-microsoft-com:office:word" xmlns:w="http://schemas.openxmlformats.org/wordprocessingml/2006/main" xmlns:w14="http://schemas.microsoft.com/office/word/2010/wordml" xmlns:w15="http://schemas.microsoft.com/office/word/2012/wordml" xmlns:w16cex="http://schemas.microsoft.com/office/word/2018/wordml/cex" xmlns:w16cid="http://schemas.microsoft.com/office/word/2016/wordml/cid" xmlns:w16="http://schemas.microsoft.com/office/word/2018/wordml" xmlns:w16du="http://schemas.microsoft.com/office/word/2023/wordml/word16du" xmlns:w16sdtdh="http://schemas.microsoft.com/office/word/2020/wordml/sdtdatahash" xmlns:w16sdtfl="http://schemas.microsoft.com/office/word/2024/wordml/sdtformatlock" xmlns:w16se="http://schemas.microsoft.com/office/word/2015/wordml/symex" xmlns:wpg="http://schemas.microsoft.com/office/word/2010/wordprocessingGroup" xmlns:wpi="http://schemas.microsoft.com/office/word/2010/wordprocessingInk" xmlns:wne="http://schemas.microsoft.com/office/word/2006/wordml" xmlns:wps="http://schemas.microsoft.com/office/word/2010/wordprocessingShape" mc:Ignorable="w14 w15 w16se w16cid w16 w16cex w16sdtdh w16sdtfl w16du wp14">
+<w:ftr xmlns:wpc="http://schemas.microsoft.com/office/word/2010/wordprocessingCanvas" xmlns:cx="http://schemas.microsoft.com/office/drawing/2014/chartex" xmlns:cx1="http://schemas.microsoft.com/office/drawing/2015/9/8/chartex" xmlns:cx2="http://schemas.microsoft.com/office/drawing/2015/10/21/chartex" xmlns:cx3="http://schemas.microsoft.com/office/drawing/2016/5/9/chartex" xmlns:cx4="http://schemas.microsoft.com/office/drawing/2016/5/10/chartex" xmlns:cx5="http://schemas.microsoft.com/office/drawing/2016/5/11/chartex" xmlns:cx6="http://schemas.microsoft.com/office/drawing/2016/5/12/chartex" xmlns:cx7="http://schemas.microsoft.com/office/drawing/2016/5/13/chartex" xmlns:cx8="http://schemas.microsoft.com/office/drawing/2016/5/14/chartex" xmlns:mc="http://schemas.openxmlformats.org/markup-compatibility/2006" xmlns:m="http://schemas.openxmlformats.org/officeDocument/2006/math" xmlns:aink="http://schemas.microsoft.com/office/drawing/2016/ink" xmlns:am3d="http://schemas.microsoft.com/office/drawing/2017/model3d" xmlns:oel="http://schemas.microsoft.com/office/2019/extlst" xmlns:r="http://schemas.openxmlformats.org/officeDocument/2006/relationships" xmlns:wp14="http://schemas.microsoft.com/office/word/2010/wordprocessingDrawing" xmlns:wp="http://schemas.openxmlformats.org/drawingml/2006/wordprocessingDrawing" xmlns:wpg="http://schemas.microsoft.com/office/word/2010/wordprocessingGroup" xmlns:wpi="http://schemas.microsoft.com/office/word/2010/wordprocessingInk" xmlns:wps="http://schemas.microsoft.com/office/word/2010/wordprocessingShape" xmlns:o="urn:schemas-microsoft-com:office:office" xmlns:v="urn:schemas-microsoft-com:vml" xmlns:w10="urn:schemas-microsoft-com:office:word" xmlns:w="http://schemas.openxmlformats.org/wordprocessingml/2006/main" xmlns:w14="http://schemas.microsoft.com/office/word/2010/wordml" xmlns:w15="http://schemas.microsoft.com/office/word/2012/wordml" xmlns:w16cei="http://schemas.microsoft.com/office/word/2026/wordml/cei" xmlns:w16cex="http://schemas.microsoft.com/office/word/2018/wordml/cex" xmlns:w16cid="http://schemas.microsoft.com/office/word/2016/wordml/cid" xmlns:w16="http://schemas.microsoft.com/office/word/2018/wordml" xmlns:w16sdtdh="http://schemas.microsoft.com/office/word/2020/wordml/sdtdatahash" xmlns:w16sdtfl="http://schemas.microsoft.com/office/word/2024/wordml/sdtformatlock" xmlns:w16se="http://schemas.microsoft.com/office/word/2015/wordml/symex" xmlns:w16du="http://schemas.microsoft.com/office/word/2023/wordml/word16du" xmlns:wne="http://schemas.microsoft.com/office/word/2006/wordml" mc:Ignorable="w14 w15 w16se w16cid w16 w16cex w16sdtdh w16sdtfl w16du wp14">
   <w:p>
     <w:pPr>
       <w:pStyle w:val="Voettekst"/>
@@ -12353,7 +12216,7 @@
 </file>
 
 <file path=word/footer2.xml><?xml version="1.0" encoding="utf-8"?>
-<w:ftr xmlns:wpc="http://schemas.microsoft.com/office/word/2010/wordprocessingCanvas" xmlns:cx="http://schemas.microsoft.com/office/drawing/2014/chartex" xmlns:cx1="http://schemas.microsoft.com/office/drawing/2015/9/8/chartex" xmlns:cx2="http://schemas.microsoft.com/office/drawing/2015/10/21/chartex" xmlns:cx3="http://schemas.microsoft.com/office/drawing/2016/5/9/chartex" xmlns:cx4="http://schemas.microsoft.com/office/drawing/2016/5/10/chartex" xmlns:cx5="http://schemas.microsoft.com/office/drawing/2016/5/11/chartex" xmlns:cx6="http://schemas.microsoft.com/office/drawing/2016/5/12/chartex" xmlns:cx7="http://schemas.microsoft.com/office/drawing/2016/5/13/chartex" xmlns:cx8="http://schemas.microsoft.com/office/drawing/2016/5/14/chartex" xmlns:mc="http://schemas.openxmlformats.org/markup-compatibility/2006" xmlns:aink="http://schemas.microsoft.com/office/drawing/2016/ink" xmlns:am3d="http://schemas.microsoft.com/office/drawing/2017/model3d" xmlns:o="urn:schemas-microsoft-com:office:office" xmlns:oel="http://schemas.microsoft.com/office/2019/extlst" xmlns:r="http://schemas.openxmlformats.org/officeDocument/2006/relationships" xmlns:m="http://schemas.openxmlformats.org/officeDocument/2006/math" xmlns:v="urn:schemas-microsoft-com:vml" xmlns:wp14="http://schemas.microsoft.com/office/word/2010/wordprocessingDrawing" xmlns:wp="http://schemas.openxmlformats.org/drawingml/2006/wordprocessingDrawing" xmlns:w10="urn:schemas-microsoft-com:office:word" xmlns:w="http://schemas.openxmlformats.org/wordprocessingml/2006/main" xmlns:w14="http://schemas.microsoft.com/office/word/2010/wordml" xmlns:w15="http://schemas.microsoft.com/office/word/2012/wordml" xmlns:w16cex="http://schemas.microsoft.com/office/word/2018/wordml/cex" xmlns:w16cid="http://schemas.microsoft.com/office/word/2016/wordml/cid" xmlns:w16="http://schemas.microsoft.com/office/word/2018/wordml" xmlns:w16du="http://schemas.microsoft.com/office/word/2023/wordml/word16du" xmlns:w16sdtdh="http://schemas.microsoft.com/office/word/2020/wordml/sdtdatahash" xmlns:w16sdtfl="http://schemas.microsoft.com/office/word/2024/wordml/sdtformatlock" xmlns:w16se="http://schemas.microsoft.com/office/word/2015/wordml/symex" xmlns:wpg="http://schemas.microsoft.com/office/word/2010/wordprocessingGroup" xmlns:wpi="http://schemas.microsoft.com/office/word/2010/wordprocessingInk" xmlns:wne="http://schemas.microsoft.com/office/word/2006/wordml" xmlns:wps="http://schemas.microsoft.com/office/word/2010/wordprocessingShape" mc:Ignorable="w14 w15 w16se w16cid w16 w16cex w16sdtdh w16sdtfl w16du wp14">
+<w:ftr xmlns:wpc="http://schemas.microsoft.com/office/word/2010/wordprocessingCanvas" xmlns:cx="http://schemas.microsoft.com/office/drawing/2014/chartex" xmlns:cx1="http://schemas.microsoft.com/office/drawing/2015/9/8/chartex" xmlns:cx2="http://schemas.microsoft.com/office/drawing/2015/10/21/chartex" xmlns:cx3="http://schemas.microsoft.com/office/drawing/2016/5/9/chartex" xmlns:cx4="http://schemas.microsoft.com/office/drawing/2016/5/10/chartex" xmlns:cx5="http://schemas.microsoft.com/office/drawing/2016/5/11/chartex" xmlns:cx6="http://schemas.microsoft.com/office/drawing/2016/5/12/chartex" xmlns:cx7="http://schemas.microsoft.com/office/drawing/2016/5/13/chartex" xmlns:cx8="http://schemas.microsoft.com/office/drawing/2016/5/14/chartex" xmlns:mc="http://schemas.openxmlformats.org/markup-compatibility/2006" xmlns:m="http://schemas.openxmlformats.org/officeDocument/2006/math" xmlns:aink="http://schemas.microsoft.com/office/drawing/2016/ink" xmlns:am3d="http://schemas.microsoft.com/office/drawing/2017/model3d" xmlns:oel="http://schemas.microsoft.com/office/2019/extlst" xmlns:r="http://schemas.openxmlformats.org/officeDocument/2006/relationships" xmlns:wp14="http://schemas.microsoft.com/office/word/2010/wordprocessingDrawing" xmlns:wp="http://schemas.openxmlformats.org/drawingml/2006/wordprocessingDrawing" xmlns:wpg="http://schemas.microsoft.com/office/word/2010/wordprocessingGroup" xmlns:wpi="http://schemas.microsoft.com/office/word/2010/wordprocessingInk" xmlns:wps="http://schemas.microsoft.com/office/word/2010/wordprocessingShape" xmlns:o="urn:schemas-microsoft-com:office:office" xmlns:v="urn:schemas-microsoft-com:vml" xmlns:w10="urn:schemas-microsoft-com:office:word" xmlns:w="http://schemas.openxmlformats.org/wordprocessingml/2006/main" xmlns:w14="http://schemas.microsoft.com/office/word/2010/wordml" xmlns:w15="http://schemas.microsoft.com/office/word/2012/wordml" xmlns:w16cei="http://schemas.microsoft.com/office/word/2026/wordml/cei" xmlns:w16cex="http://schemas.microsoft.com/office/word/2018/wordml/cex" xmlns:w16cid="http://schemas.microsoft.com/office/word/2016/wordml/cid" xmlns:w16="http://schemas.microsoft.com/office/word/2018/wordml" xmlns:w16sdtdh="http://schemas.microsoft.com/office/word/2020/wordml/sdtdatahash" xmlns:w16sdtfl="http://schemas.microsoft.com/office/word/2024/wordml/sdtformatlock" xmlns:w16se="http://schemas.microsoft.com/office/word/2015/wordml/symex" xmlns:w16du="http://schemas.microsoft.com/office/word/2023/wordml/word16du" xmlns:wne="http://schemas.microsoft.com/office/word/2006/wordml" mc:Ignorable="w14 w15 w16se w16cid w16 w16cex w16sdtdh w16sdtfl w16du wp14">
   <w:p>
     <w:pPr>
       <w:pStyle w:val="Voettekst"/>
@@ -12397,7 +12260,7 @@
 </file>
 
 <file path=word/footnotes.xml><?xml version="1.0" encoding="utf-8"?>
-<w:footnotes xmlns:wpc="http://schemas.microsoft.com/office/word/2010/wordprocessingCanvas" xmlns:cx="http://schemas.microsoft.com/office/drawing/2014/chartex" xmlns:cx1="http://schemas.microsoft.com/office/drawing/2015/9/8/chartex" xmlns:cx2="http://schemas.microsoft.com/office/drawing/2015/10/21/chartex" xmlns:cx3="http://schemas.microsoft.com/office/drawing/2016/5/9/chartex" xmlns:cx4="http://schemas.microsoft.com/office/drawing/2016/5/10/chartex" xmlns:cx5="http://schemas.microsoft.com/office/drawing/2016/5/11/chartex" xmlns:cx6="http://schemas.microsoft.com/office/drawing/2016/5/12/chartex" xmlns:cx7="http://schemas.microsoft.com/office/drawing/2016/5/13/chartex" xmlns:cx8="http://schemas.microsoft.com/office/drawing/2016/5/14/chartex" xmlns:mc="http://schemas.openxmlformats.org/markup-compatibility/2006" xmlns:aink="http://schemas.microsoft.com/office/drawing/2016/ink" xmlns:am3d="http://schemas.microsoft.com/office/drawing/2017/model3d" xmlns:o="urn:schemas-microsoft-com:office:office" xmlns:oel="http://schemas.microsoft.com/office/2019/extlst" xmlns:r="http://schemas.openxmlformats.org/officeDocument/2006/relationships" xmlns:m="http://schemas.openxmlformats.org/officeDocument/2006/math" xmlns:v="urn:schemas-microsoft-com:vml" xmlns:wp14="http://schemas.microsoft.com/office/word/2010/wordprocessingDrawing" xmlns:wp="http://schemas.openxmlformats.org/drawingml/2006/wordprocessingDrawing" xmlns:w10="urn:schemas-microsoft-com:office:word" xmlns:w="http://schemas.openxmlformats.org/wordprocessingml/2006/main" xmlns:w14="http://schemas.microsoft.com/office/word/2010/wordml" xmlns:w15="http://schemas.microsoft.com/office/word/2012/wordml" xmlns:w16cex="http://schemas.microsoft.com/office/word/2018/wordml/cex" xmlns:w16cid="http://schemas.microsoft.com/office/word/2016/wordml/cid" xmlns:w16="http://schemas.microsoft.com/office/word/2018/wordml" xmlns:w16du="http://schemas.microsoft.com/office/word/2023/wordml/word16du" xmlns:w16sdtdh="http://schemas.microsoft.com/office/word/2020/wordml/sdtdatahash" xmlns:w16sdtfl="http://schemas.microsoft.com/office/word/2024/wordml/sdtformatlock" xmlns:w16se="http://schemas.microsoft.com/office/word/2015/wordml/symex" xmlns:wpg="http://schemas.microsoft.com/office/word/2010/wordprocessingGroup" xmlns:wpi="http://schemas.microsoft.com/office/word/2010/wordprocessingInk" xmlns:wne="http://schemas.microsoft.com/office/word/2006/wordml" xmlns:wps="http://schemas.microsoft.com/office/word/2010/wordprocessingShape" mc:Ignorable="w14 w15 w16se w16cid w16 w16cex w16sdtdh w16sdtfl w16du wp14">
+<w:footnotes xmlns:wpc="http://schemas.microsoft.com/office/word/2010/wordprocessingCanvas" xmlns:cx="http://schemas.microsoft.com/office/drawing/2014/chartex" xmlns:cx1="http://schemas.microsoft.com/office/drawing/2015/9/8/chartex" xmlns:cx2="http://schemas.microsoft.com/office/drawing/2015/10/21/chartex" xmlns:cx3="http://schemas.microsoft.com/office/drawing/2016/5/9/chartex" xmlns:cx4="http://schemas.microsoft.com/office/drawing/2016/5/10/chartex" xmlns:cx5="http://schemas.microsoft.com/office/drawing/2016/5/11/chartex" xmlns:cx6="http://schemas.microsoft.com/office/drawing/2016/5/12/chartex" xmlns:cx7="http://schemas.microsoft.com/office/drawing/2016/5/13/chartex" xmlns:cx8="http://schemas.microsoft.com/office/drawing/2016/5/14/chartex" xmlns:mc="http://schemas.openxmlformats.org/markup-compatibility/2006" xmlns:m="http://schemas.openxmlformats.org/officeDocument/2006/math" xmlns:aink="http://schemas.microsoft.com/office/drawing/2016/ink" xmlns:am3d="http://schemas.microsoft.com/office/drawing/2017/model3d" xmlns:oel="http://schemas.microsoft.com/office/2019/extlst" xmlns:r="http://schemas.openxmlformats.org/officeDocument/2006/relationships" xmlns:wp14="http://schemas.microsoft.com/office/word/2010/wordprocessingDrawing" xmlns:wp="http://schemas.openxmlformats.org/drawingml/2006/wordprocessingDrawing" xmlns:wpg="http://schemas.microsoft.com/office/word/2010/wordprocessingGroup" xmlns:wpi="http://schemas.microsoft.com/office/word/2010/wordprocessingInk" xmlns:wps="http://schemas.microsoft.com/office/word/2010/wordprocessingShape" xmlns:o="urn:schemas-microsoft-com:office:office" xmlns:v="urn:schemas-microsoft-com:vml" xmlns:w10="urn:schemas-microsoft-com:office:word" xmlns:w="http://schemas.openxmlformats.org/wordprocessingml/2006/main" xmlns:w14="http://schemas.microsoft.com/office/word/2010/wordml" xmlns:w15="http://schemas.microsoft.com/office/word/2012/wordml" xmlns:w16cei="http://schemas.microsoft.com/office/word/2026/wordml/cei" xmlns:w16cex="http://schemas.microsoft.com/office/word/2018/wordml/cex" xmlns:w16cid="http://schemas.microsoft.com/office/word/2016/wordml/cid" xmlns:w16="http://schemas.microsoft.com/office/word/2018/wordml" xmlns:w16sdtdh="http://schemas.microsoft.com/office/word/2020/wordml/sdtdatahash" xmlns:w16sdtfl="http://schemas.microsoft.com/office/word/2024/wordml/sdtformatlock" xmlns:w16se="http://schemas.microsoft.com/office/word/2015/wordml/symex" xmlns:w16du="http://schemas.microsoft.com/office/word/2023/wordml/word16du" xmlns:wne="http://schemas.microsoft.com/office/word/2006/wordml" mc:Ignorable="w14 w15 w16se w16cid w16 w16cex w16sdtdh w16sdtfl w16du wp14">
   <w:footnote w:type="separator" w:id="-1">
     <w:p>
       <w:r>
@@ -12419,7 +12282,7 @@
 </file>
 
 <file path=word/header1.xml><?xml version="1.0" encoding="utf-8"?>
-<w:hdr xmlns:wpc="http://schemas.microsoft.com/office/word/2010/wordprocessingCanvas" xmlns:cx="http://schemas.microsoft.com/office/drawing/2014/chartex" xmlns:cx1="http://schemas.microsoft.com/office/drawing/2015/9/8/chartex" xmlns:cx2="http://schemas.microsoft.com/office/drawing/2015/10/21/chartex" xmlns:cx3="http://schemas.microsoft.com/office/drawing/2016/5/9/chartex" xmlns:cx4="http://schemas.microsoft.com/office/drawing/2016/5/10/chartex" xmlns:cx5="http://schemas.microsoft.com/office/drawing/2016/5/11/chartex" xmlns:cx6="http://schemas.microsoft.com/office/drawing/2016/5/12/chartex" xmlns:cx7="http://schemas.microsoft.com/office/drawing/2016/5/13/chartex" xmlns:cx8="http://schemas.microsoft.com/office/drawing/2016/5/14/chartex" xmlns:mc="http://schemas.openxmlformats.org/markup-compatibility/2006" xmlns:aink="http://schemas.microsoft.com/office/drawing/2016/ink" xmlns:am3d="http://schemas.microsoft.com/office/drawing/2017/model3d" xmlns:o="urn:schemas-microsoft-com:office:office" xmlns:oel="http://schemas.microsoft.com/office/2019/extlst" xmlns:r="http://schemas.openxmlformats.org/officeDocument/2006/relationships" xmlns:m="http://schemas.openxmlformats.org/officeDocument/2006/math" xmlns:v="urn:schemas-microsoft-com:vml" xmlns:wp14="http://schemas.microsoft.com/office/word/2010/wordprocessingDrawing" xmlns:wp="http://schemas.openxmlformats.org/drawingml/2006/wordprocessingDrawing" xmlns:w10="urn:schemas-microsoft-com:office:word" xmlns:w="http://schemas.openxmlformats.org/wordprocessingml/2006/main" xmlns:w14="http://schemas.microsoft.com/office/word/2010/wordml" xmlns:w15="http://schemas.microsoft.com/office/word/2012/wordml" xmlns:w16cex="http://schemas.microsoft.com/office/word/2018/wordml/cex" xmlns:w16cid="http://schemas.microsoft.com/office/word/2016/wordml/cid" xmlns:w16="http://schemas.microsoft.com/office/word/2018/wordml" xmlns:w16du="http://schemas.microsoft.com/office/word/2023/wordml/word16du" xmlns:w16sdtdh="http://schemas.microsoft.com/office/word/2020/wordml/sdtdatahash" xmlns:w16sdtfl="http://schemas.microsoft.com/office/word/2024/wordml/sdtformatlock" xmlns:w16se="http://schemas.microsoft.com/office/word/2015/wordml/symex" xmlns:wpg="http://schemas.microsoft.com/office/word/2010/wordprocessingGroup" xmlns:wpi="http://schemas.microsoft.com/office/word/2010/wordprocessingInk" xmlns:wne="http://schemas.microsoft.com/office/word/2006/wordml" xmlns:wps="http://schemas.microsoft.com/office/word/2010/wordprocessingShape" mc:Ignorable="w14 w15 w16se w16cid w16 w16cex w16sdtdh w16sdtfl w16du wp14">
+<w:hdr xmlns:wpc="http://schemas.microsoft.com/office/word/2010/wordprocessingCanvas" xmlns:cx="http://schemas.microsoft.com/office/drawing/2014/chartex" xmlns:cx1="http://schemas.microsoft.com/office/drawing/2015/9/8/chartex" xmlns:cx2="http://schemas.microsoft.com/office/drawing/2015/10/21/chartex" xmlns:cx3="http://schemas.microsoft.com/office/drawing/2016/5/9/chartex" xmlns:cx4="http://schemas.microsoft.com/office/drawing/2016/5/10/chartex" xmlns:cx5="http://schemas.microsoft.com/office/drawing/2016/5/11/chartex" xmlns:cx6="http://schemas.microsoft.com/office/drawing/2016/5/12/chartex" xmlns:cx7="http://schemas.microsoft.com/office/drawing/2016/5/13/chartex" xmlns:cx8="http://schemas.microsoft.com/office/drawing/2016/5/14/chartex" xmlns:mc="http://schemas.openxmlformats.org/markup-compatibility/2006" xmlns:m="http://schemas.openxmlformats.org/officeDocument/2006/math" xmlns:aink="http://schemas.microsoft.com/office/drawing/2016/ink" xmlns:am3d="http://schemas.microsoft.com/office/drawing/2017/model3d" xmlns:oel="http://schemas.microsoft.com/office/2019/extlst" xmlns:r="http://schemas.openxmlformats.org/officeDocument/2006/relationships" xmlns:wp14="http://schemas.microsoft.com/office/word/2010/wordprocessingDrawing" xmlns:wp="http://schemas.openxmlformats.org/drawingml/2006/wordprocessingDrawing" xmlns:wpg="http://schemas.microsoft.com/office/word/2010/wordprocessingGroup" xmlns:wpi="http://schemas.microsoft.com/office/word/2010/wordprocessingInk" xmlns:wps="http://schemas.microsoft.com/office/word/2010/wordprocessingShape" xmlns:o="urn:schemas-microsoft-com:office:office" xmlns:v="urn:schemas-microsoft-com:vml" xmlns:w10="urn:schemas-microsoft-com:office:word" xmlns:w="http://schemas.openxmlformats.org/wordprocessingml/2006/main" xmlns:w14="http://schemas.microsoft.com/office/word/2010/wordml" xmlns:w15="http://schemas.microsoft.com/office/word/2012/wordml" xmlns:w16cei="http://schemas.microsoft.com/office/word/2026/wordml/cei" xmlns:w16cex="http://schemas.microsoft.com/office/word/2018/wordml/cex" xmlns:w16cid="http://schemas.microsoft.com/office/word/2016/wordml/cid" xmlns:w16="http://schemas.microsoft.com/office/word/2018/wordml" xmlns:w16sdtdh="http://schemas.microsoft.com/office/word/2020/wordml/sdtdatahash" xmlns:w16sdtfl="http://schemas.microsoft.com/office/word/2024/wordml/sdtformatlock" xmlns:w16se="http://schemas.microsoft.com/office/word/2015/wordml/symex" xmlns:w16du="http://schemas.microsoft.com/office/word/2023/wordml/word16du" xmlns:wne="http://schemas.microsoft.com/office/word/2006/wordml" mc:Ignorable="w14 w15 w16se w16cid w16 w16cex w16sdtdh w16sdtfl w16du wp14">
   <w:p>
     <w:pPr>
       <w:pStyle w:val="Koptekst"/>
@@ -12457,7 +12320,7 @@
 </file>
 
 <file path=word/header2.xml><?xml version="1.0" encoding="utf-8"?>
-<w:hdr xmlns:wpc="http://schemas.microsoft.com/office/word/2010/wordprocessingCanvas" xmlns:cx="http://schemas.microsoft.com/office/drawing/2014/chartex" xmlns:cx1="http://schemas.microsoft.com/office/drawing/2015/9/8/chartex" xmlns:cx2="http://schemas.microsoft.com/office/drawing/2015/10/21/chartex" xmlns:cx3="http://schemas.microsoft.com/office/drawing/2016/5/9/chartex" xmlns:cx4="http://schemas.microsoft.com/office/drawing/2016/5/10/chartex" xmlns:cx5="http://schemas.microsoft.com/office/drawing/2016/5/11/chartex" xmlns:cx6="http://schemas.microsoft.com/office/drawing/2016/5/12/chartex" xmlns:cx7="http://schemas.microsoft.com/office/drawing/2016/5/13/chartex" xmlns:cx8="http://schemas.microsoft.com/office/drawing/2016/5/14/chartex" xmlns:mc="http://schemas.openxmlformats.org/markup-compatibility/2006" xmlns:aink="http://schemas.microsoft.com/office/drawing/2016/ink" xmlns:am3d="http://schemas.microsoft.com/office/drawing/2017/model3d" xmlns:o="urn:schemas-microsoft-com:office:office" xmlns:oel="http://schemas.microsoft.com/office/2019/extlst" xmlns:r="http://schemas.openxmlformats.org/officeDocument/2006/relationships" xmlns:m="http://schemas.openxmlformats.org/officeDocument/2006/math" xmlns:v="urn:schemas-microsoft-com:vml" xmlns:wp14="http://schemas.microsoft.com/office/word/2010/wordprocessingDrawing" xmlns:wp="http://schemas.openxmlformats.org/drawingml/2006/wordprocessingDrawing" xmlns:w10="urn:schemas-microsoft-com:office:word" xmlns:w="http://schemas.openxmlformats.org/wordprocessingml/2006/main" xmlns:w14="http://schemas.microsoft.com/office/word/2010/wordml" xmlns:w15="http://schemas.microsoft.com/office/word/2012/wordml" xmlns:w16cex="http://schemas.microsoft.com/office/word/2018/wordml/cex" xmlns:w16cid="http://schemas.microsoft.com/office/word/2016/wordml/cid" xmlns:w16="http://schemas.microsoft.com/office/word/2018/wordml" xmlns:w16du="http://schemas.microsoft.com/office/word/2023/wordml/word16du" xmlns:w16sdtdh="http://schemas.microsoft.com/office/word/2020/wordml/sdtdatahash" xmlns:w16sdtfl="http://schemas.microsoft.com/office/word/2024/wordml/sdtformatlock" xmlns:w16se="http://schemas.microsoft.com/office/word/2015/wordml/symex" xmlns:wpg="http://schemas.microsoft.com/office/word/2010/wordprocessingGroup" xmlns:wpi="http://schemas.microsoft.com/office/word/2010/wordprocessingInk" xmlns:wne="http://schemas.microsoft.com/office/word/2006/wordml" xmlns:wps="http://schemas.microsoft.com/office/word/2010/wordprocessingShape" mc:Ignorable="w14 w15 w16se w16cid w16 w16cex w16sdtdh w16sdtfl w16du wp14">
+<w:hdr xmlns:wpc="http://schemas.microsoft.com/office/word/2010/wordprocessingCanvas" xmlns:cx="http://schemas.microsoft.com/office/drawing/2014/chartex" xmlns:cx1="http://schemas.microsoft.com/office/drawing/2015/9/8/chartex" xmlns:cx2="http://schemas.microsoft.com/office/drawing/2015/10/21/chartex" xmlns:cx3="http://schemas.microsoft.com/office/drawing/2016/5/9/chartex" xmlns:cx4="http://schemas.microsoft.com/office/drawing/2016/5/10/chartex" xmlns:cx5="http://schemas.microsoft.com/office/drawing/2016/5/11/chartex" xmlns:cx6="http://schemas.microsoft.com/office/drawing/2016/5/12/chartex" xmlns:cx7="http://schemas.microsoft.com/office/drawing/2016/5/13/chartex" xmlns:cx8="http://schemas.microsoft.com/office/drawing/2016/5/14/chartex" xmlns:mc="http://schemas.openxmlformats.org/markup-compatibility/2006" xmlns:m="http://schemas.openxmlformats.org/officeDocument/2006/math" xmlns:aink="http://schemas.microsoft.com/office/drawing/2016/ink" xmlns:am3d="http://schemas.microsoft.com/office/drawing/2017/model3d" xmlns:oel="http://schemas.microsoft.com/office/2019/extlst" xmlns:r="http://schemas.openxmlformats.org/officeDocument/2006/relationships" xmlns:wp14="http://schemas.microsoft.com/office/word/2010/wordprocessingDrawing" xmlns:wp="http://schemas.openxmlformats.org/drawingml/2006/wordprocessingDrawing" xmlns:wpg="http://schemas.microsoft.com/office/word/2010/wordprocessingGroup" xmlns:wpi="http://schemas.microsoft.com/office/word/2010/wordprocessingInk" xmlns:wps="http://schemas.microsoft.com/office/word/2010/wordprocessingShape" xmlns:o="urn:schemas-microsoft-com:office:office" xmlns:v="urn:schemas-microsoft-com:vml" xmlns:w10="urn:schemas-microsoft-com:office:word" xmlns:w="http://schemas.openxmlformats.org/wordprocessingml/2006/main" xmlns:w14="http://schemas.microsoft.com/office/word/2010/wordml" xmlns:w15="http://schemas.microsoft.com/office/word/2012/wordml" xmlns:w16cei="http://schemas.microsoft.com/office/word/2026/wordml/cei" xmlns:w16cex="http://schemas.microsoft.com/office/word/2018/wordml/cex" xmlns:w16cid="http://schemas.microsoft.com/office/word/2016/wordml/cid" xmlns:w16="http://schemas.microsoft.com/office/word/2018/wordml" xmlns:w16sdtdh="http://schemas.microsoft.com/office/word/2020/wordml/sdtdatahash" xmlns:w16sdtfl="http://schemas.microsoft.com/office/word/2024/wordml/sdtformatlock" xmlns:w16se="http://schemas.microsoft.com/office/word/2015/wordml/symex" xmlns:w16du="http://schemas.microsoft.com/office/word/2023/wordml/word16du" xmlns:wne="http://schemas.microsoft.com/office/word/2006/wordml" mc:Ignorable="w14 w15 w16se w16cid w16 w16cex w16sdtdh w16sdtfl w16du wp14">
   <w:p>
     <w:pPr>
       <w:pStyle w:val="Koptekst"/>
@@ -12514,7 +12377,7 @@
 </file>
 
 <file path=word/numbering.xml><?xml version="1.0" encoding="utf-8"?>
-<w:numbering xmlns:wpc="http://schemas.microsoft.com/office/word/2010/wordprocessingCanvas" xmlns:cx="http://schemas.microsoft.com/office/drawing/2014/chartex" xmlns:cx1="http://schemas.microsoft.com/office/drawing/2015/9/8/chartex" xmlns:cx2="http://schemas.microsoft.com/office/drawing/2015/10/21/chartex" xmlns:cx3="http://schemas.microsoft.com/office/drawing/2016/5/9/chartex" xmlns:cx4="http://schemas.microsoft.com/office/drawing/2016/5/10/chartex" xmlns:cx5="http://schemas.microsoft.com/office/drawing/2016/5/11/chartex" xmlns:cx6="http://schemas.microsoft.com/office/drawing/2016/5/12/chartex" xmlns:cx7="http://schemas.microsoft.com/office/drawing/2016/5/13/chartex" xmlns:cx8="http://schemas.microsoft.com/office/drawing/2016/5/14/chartex" xmlns:mc="http://schemas.openxmlformats.org/markup-compatibility/2006" xmlns:aink="http://schemas.microsoft.com/office/drawing/2016/ink" xmlns:am3d="http://schemas.microsoft.com/office/drawing/2017/model3d" xmlns:o="urn:schemas-microsoft-com:office:office" xmlns:oel="http://schemas.microsoft.com/office/2019/extlst" xmlns:r="http://schemas.openxmlformats.org/officeDocument/2006/relationships" xmlns:m="http://schemas.openxmlformats.org/officeDocument/2006/math" xmlns:v="urn:schemas-microsoft-com:vml" xmlns:wp14="http://schemas.microsoft.com/office/word/2010/wordprocessingDrawing" xmlns:wp="http://schemas.openxmlformats.org/drawingml/2006/wordprocessingDrawing" xmlns:w10="urn:schemas-microsoft-com:office:word" xmlns:w="http://schemas.openxmlformats.org/wordprocessingml/2006/main" xmlns:w14="http://schemas.microsoft.com/office/word/2010/wordml" xmlns:w15="http://schemas.microsoft.com/office/word/2012/wordml" xmlns:w16cex="http://schemas.microsoft.com/office/word/2018/wordml/cex" xmlns:w16cid="http://schemas.microsoft.com/office/word/2016/wordml/cid" xmlns:w16="http://schemas.microsoft.com/office/word/2018/wordml" xmlns:w16du="http://schemas.microsoft.com/office/word/2023/wordml/word16du" xmlns:w16sdtdh="http://schemas.microsoft.com/office/word/2020/wordml/sdtdatahash" xmlns:w16sdtfl="http://schemas.microsoft.com/office/word/2024/wordml/sdtformatlock" xmlns:w16se="http://schemas.microsoft.com/office/word/2015/wordml/symex" xmlns:wpg="http://schemas.microsoft.com/office/word/2010/wordprocessingGroup" xmlns:wpi="http://schemas.microsoft.com/office/word/2010/wordprocessingInk" xmlns:wne="http://schemas.microsoft.com/office/word/2006/wordml" xmlns:wps="http://schemas.microsoft.com/office/word/2010/wordprocessingShape" mc:Ignorable="w14 w15 w16se w16cid w16 w16cex w16sdtdh w16sdtfl w16du wp14">
+<w:numbering xmlns:wpc="http://schemas.microsoft.com/office/word/2010/wordprocessingCanvas" xmlns:cx="http://schemas.microsoft.com/office/drawing/2014/chartex" xmlns:cx1="http://schemas.microsoft.com/office/drawing/2015/9/8/chartex" xmlns:cx2="http://schemas.microsoft.com/office/drawing/2015/10/21/chartex" xmlns:cx3="http://schemas.microsoft.com/office/drawing/2016/5/9/chartex" xmlns:cx4="http://schemas.microsoft.com/office/drawing/2016/5/10/chartex" xmlns:cx5="http://schemas.microsoft.com/office/drawing/2016/5/11/chartex" xmlns:cx6="http://schemas.microsoft.com/office/drawing/2016/5/12/chartex" xmlns:cx7="http://schemas.microsoft.com/office/drawing/2016/5/13/chartex" xmlns:cx8="http://schemas.microsoft.com/office/drawing/2016/5/14/chartex" xmlns:mc="http://schemas.openxmlformats.org/markup-compatibility/2006" xmlns:m="http://schemas.openxmlformats.org/officeDocument/2006/math" xmlns:aink="http://schemas.microsoft.com/office/drawing/2016/ink" xmlns:am3d="http://schemas.microsoft.com/office/drawing/2017/model3d" xmlns:oel="http://schemas.microsoft.com/office/2019/extlst" xmlns:r="http://schemas.openxmlformats.org/officeDocument/2006/relationships" xmlns:wp14="http://schemas.microsoft.com/office/word/2010/wordprocessingDrawing" xmlns:wp="http://schemas.openxmlformats.org/drawingml/2006/wordprocessingDrawing" xmlns:wpg="http://schemas.microsoft.com/office/word/2010/wordprocessingGroup" xmlns:wpi="http://schemas.microsoft.com/office/word/2010/wordprocessingInk" xmlns:wps="http://schemas.microsoft.com/office/word/2010/wordprocessingShape" xmlns:o="urn:schemas-microsoft-com:office:office" xmlns:v="urn:schemas-microsoft-com:vml" xmlns:w10="urn:schemas-microsoft-com:office:word" xmlns:w="http://schemas.openxmlformats.org/wordprocessingml/2006/main" xmlns:w14="http://schemas.microsoft.com/office/word/2010/wordml" xmlns:w15="http://schemas.microsoft.com/office/word/2012/wordml" xmlns:w16cei="http://schemas.microsoft.com/office/word/2026/wordml/cei" xmlns:w16cex="http://schemas.microsoft.com/office/word/2018/wordml/cex" xmlns:w16cid="http://schemas.microsoft.com/office/word/2016/wordml/cid" xmlns:w16="http://schemas.microsoft.com/office/word/2018/wordml" xmlns:w16sdtdh="http://schemas.microsoft.com/office/word/2020/wordml/sdtdatahash" xmlns:w16sdtfl="http://schemas.microsoft.com/office/word/2024/wordml/sdtformatlock" xmlns:w16se="http://schemas.microsoft.com/office/word/2015/wordml/symex" xmlns:w16du="http://schemas.microsoft.com/office/word/2023/wordml/word16du" xmlns:wne="http://schemas.microsoft.com/office/word/2006/wordml" mc:Ignorable="w14 w15 w16se w16cid w16 w16cex w16sdtdh w16sdtfl w16du wp14">
   <w:abstractNum w:abstractNumId="0" w15:restartNumberingAfterBreak="0">
     <w:nsid w:val="00000001"/>
     <w:multiLevelType w:val="hybridMultilevel"/>
@@ -12692,7 +12555,7 @@
 </file>
 
 <file path=word/styles.xml><?xml version="1.0" encoding="utf-8"?>
-<w:styles xmlns:mc="http://schemas.openxmlformats.org/markup-compatibility/2006" xmlns:r="http://schemas.openxmlformats.org/officeDocument/2006/relationships" xmlns:w="http://schemas.openxmlformats.org/wordprocessingml/2006/main" xmlns:w14="http://schemas.microsoft.com/office/word/2010/wordml" xmlns:w15="http://schemas.microsoft.com/office/word/2012/wordml" xmlns:w16cex="http://schemas.microsoft.com/office/word/2018/wordml/cex" xmlns:w16cid="http://schemas.microsoft.com/office/word/2016/wordml/cid" xmlns:w16="http://schemas.microsoft.com/office/word/2018/wordml" xmlns:w16du="http://schemas.microsoft.com/office/word/2023/wordml/word16du" xmlns:w16sdtdh="http://schemas.microsoft.com/office/word/2020/wordml/sdtdatahash" xmlns:w16sdtfl="http://schemas.microsoft.com/office/word/2024/wordml/sdtformatlock" xmlns:w16se="http://schemas.microsoft.com/office/word/2015/wordml/symex" mc:Ignorable="w14 w15 w16se w16cid w16 w16cex w16sdtdh w16sdtfl w16du">
+<w:styles xmlns:mc="http://schemas.openxmlformats.org/markup-compatibility/2006" xmlns:r="http://schemas.openxmlformats.org/officeDocument/2006/relationships" xmlns:w="http://schemas.openxmlformats.org/wordprocessingml/2006/main" xmlns:w14="http://schemas.microsoft.com/office/word/2010/wordml" xmlns:w15="http://schemas.microsoft.com/office/word/2012/wordml" xmlns:w16cex="http://schemas.microsoft.com/office/word/2018/wordml/cex" xmlns:w16cid="http://schemas.microsoft.com/office/word/2016/wordml/cid" xmlns:w16="http://schemas.microsoft.com/office/word/2018/wordml" xmlns:w16sdtdh="http://schemas.microsoft.com/office/word/2020/wordml/sdtdatahash" xmlns:w16sdtfl="http://schemas.microsoft.com/office/word/2024/wordml/sdtformatlock" xmlns:w16se="http://schemas.microsoft.com/office/word/2015/wordml/symex" xmlns:w16du="http://schemas.microsoft.com/office/word/2023/wordml/word16du" mc:Ignorable="w14 w15 w16se w16cid w16 w16cex w16sdtdh w16sdtfl w16du">
   <w:docDefaults>
     <w:rPrDefault>
       <w:rPr>
@@ -13323,7 +13186,7 @@
 </file>
 
 <file path=word/glossary/document.xml><?xml version="1.0" encoding="utf-8"?>
-<w:glossaryDocument xmlns:wpc="http://schemas.microsoft.com/office/word/2010/wordprocessingCanvas" xmlns:cx="http://schemas.microsoft.com/office/drawing/2014/chartex" xmlns:cx1="http://schemas.microsoft.com/office/drawing/2015/9/8/chartex" xmlns:cx2="http://schemas.microsoft.com/office/drawing/2015/10/21/chartex" xmlns:cx3="http://schemas.microsoft.com/office/drawing/2016/5/9/chartex" xmlns:cx4="http://schemas.microsoft.com/office/drawing/2016/5/10/chartex" xmlns:cx5="http://schemas.microsoft.com/office/drawing/2016/5/11/chartex" xmlns:cx6="http://schemas.microsoft.com/office/drawing/2016/5/12/chartex" xmlns:cx7="http://schemas.microsoft.com/office/drawing/2016/5/13/chartex" xmlns:cx8="http://schemas.microsoft.com/office/drawing/2016/5/14/chartex" xmlns:mc="http://schemas.openxmlformats.org/markup-compatibility/2006" xmlns:aink="http://schemas.microsoft.com/office/drawing/2016/ink" xmlns:am3d="http://schemas.microsoft.com/office/drawing/2017/model3d" xmlns:o="urn:schemas-microsoft-com:office:office" xmlns:oel="http://schemas.microsoft.com/office/2019/extlst" xmlns:r="http://schemas.openxmlformats.org/officeDocument/2006/relationships" xmlns:m="http://schemas.openxmlformats.org/officeDocument/2006/math" xmlns:v="urn:schemas-microsoft-com:vml" xmlns:wp14="http://schemas.microsoft.com/office/word/2010/wordprocessingDrawing" xmlns:wp="http://schemas.openxmlformats.org/drawingml/2006/wordprocessingDrawing" xmlns:w10="urn:schemas-microsoft-com:office:word" xmlns:w="http://schemas.openxmlformats.org/wordprocessingml/2006/main" xmlns:w14="http://schemas.microsoft.com/office/word/2010/wordml" xmlns:w15="http://schemas.microsoft.com/office/word/2012/wordml" xmlns:w16cex="http://schemas.microsoft.com/office/word/2018/wordml/cex" xmlns:w16cid="http://schemas.microsoft.com/office/word/2016/wordml/cid" xmlns:w16="http://schemas.microsoft.com/office/word/2018/wordml" xmlns:w16du="http://schemas.microsoft.com/office/word/2023/wordml/word16du" xmlns:w16sdtdh="http://schemas.microsoft.com/office/word/2020/wordml/sdtdatahash" xmlns:w16sdtfl="http://schemas.microsoft.com/office/word/2024/wordml/sdtformatlock" xmlns:w16se="http://schemas.microsoft.com/office/word/2015/wordml/symex" xmlns:wpg="http://schemas.microsoft.com/office/word/2010/wordprocessingGroup" xmlns:wpi="http://schemas.microsoft.com/office/word/2010/wordprocessingInk" xmlns:wne="http://schemas.microsoft.com/office/word/2006/wordml" xmlns:wps="http://schemas.microsoft.com/office/word/2010/wordprocessingShape" mc:Ignorable="w14 w15 w16se w16cid w16 w16cex w16sdtdh w16sdtfl w16du wp14">
+<w:glossaryDocument xmlns:wpc="http://schemas.microsoft.com/office/word/2010/wordprocessingCanvas" xmlns:cx="http://schemas.microsoft.com/office/drawing/2014/chartex" xmlns:cx1="http://schemas.microsoft.com/office/drawing/2015/9/8/chartex" xmlns:cx2="http://schemas.microsoft.com/office/drawing/2015/10/21/chartex" xmlns:cx3="http://schemas.microsoft.com/office/drawing/2016/5/9/chartex" xmlns:cx4="http://schemas.microsoft.com/office/drawing/2016/5/10/chartex" xmlns:cx5="http://schemas.microsoft.com/office/drawing/2016/5/11/chartex" xmlns:cx6="http://schemas.microsoft.com/office/drawing/2016/5/12/chartex" xmlns:cx7="http://schemas.microsoft.com/office/drawing/2016/5/13/chartex" xmlns:cx8="http://schemas.microsoft.com/office/drawing/2016/5/14/chartex" xmlns:mc="http://schemas.openxmlformats.org/markup-compatibility/2006" xmlns:m="http://schemas.openxmlformats.org/officeDocument/2006/math" xmlns:aink="http://schemas.microsoft.com/office/drawing/2016/ink" xmlns:am3d="http://schemas.microsoft.com/office/drawing/2017/model3d" xmlns:oel="http://schemas.microsoft.com/office/2019/extlst" xmlns:r="http://schemas.openxmlformats.org/officeDocument/2006/relationships" xmlns:wp14="http://schemas.microsoft.com/office/word/2010/wordprocessingDrawing" xmlns:wp="http://schemas.openxmlformats.org/drawingml/2006/wordprocessingDrawing" xmlns:wpg="http://schemas.microsoft.com/office/word/2010/wordprocessingGroup" xmlns:wpi="http://schemas.microsoft.com/office/word/2010/wordprocessingInk" xmlns:wps="http://schemas.microsoft.com/office/word/2010/wordprocessingShape" xmlns:o="urn:schemas-microsoft-com:office:office" xmlns:v="urn:schemas-microsoft-com:vml" xmlns:w10="urn:schemas-microsoft-com:office:word" xmlns:w="http://schemas.openxmlformats.org/wordprocessingml/2006/main" xmlns:w14="http://schemas.microsoft.com/office/word/2010/wordml" xmlns:w15="http://schemas.microsoft.com/office/word/2012/wordml" xmlns:w16cei="http://schemas.microsoft.com/office/word/2026/wordml/cei" xmlns:w16cex="http://schemas.microsoft.com/office/word/2018/wordml/cex" xmlns:w16cid="http://schemas.microsoft.com/office/word/2016/wordml/cid" xmlns:w16="http://schemas.microsoft.com/office/word/2018/wordml" xmlns:w16sdtdh="http://schemas.microsoft.com/office/word/2020/wordml/sdtdatahash" xmlns:w16sdtfl="http://schemas.microsoft.com/office/word/2024/wordml/sdtformatlock" xmlns:w16se="http://schemas.microsoft.com/office/word/2015/wordml/symex" xmlns:w16du="http://schemas.microsoft.com/office/word/2023/wordml/word16du" xmlns:wne="http://schemas.microsoft.com/office/word/2006/wordml" mc:Ignorable="w14 w15 w16se w16cid w16 w16cex w16sdtdh w16sdtfl w16du wp14">
   <w:docParts>
     <w:docPart>
       <w:docPartPr>
@@ -13417,7 +13280,7 @@
 </file>
 
 <file path=word/glossary/fontTable.xml><?xml version="1.0" encoding="utf-8"?>
-<w:fonts xmlns:mc="http://schemas.openxmlformats.org/markup-compatibility/2006" xmlns:r="http://schemas.openxmlformats.org/officeDocument/2006/relationships" xmlns:w="http://schemas.openxmlformats.org/wordprocessingml/2006/main" xmlns:w14="http://schemas.microsoft.com/office/word/2010/wordml" xmlns:w15="http://schemas.microsoft.com/office/word/2012/wordml" xmlns:w16cex="http://schemas.microsoft.com/office/word/2018/wordml/cex" xmlns:w16cid="http://schemas.microsoft.com/office/word/2016/wordml/cid" xmlns:w16="http://schemas.microsoft.com/office/word/2018/wordml" xmlns:w16du="http://schemas.microsoft.com/office/word/2023/wordml/word16du" xmlns:w16sdtdh="http://schemas.microsoft.com/office/word/2020/wordml/sdtdatahash" xmlns:w16sdtfl="http://schemas.microsoft.com/office/word/2024/wordml/sdtformatlock" xmlns:w16se="http://schemas.microsoft.com/office/word/2015/wordml/symex" mc:Ignorable="w14 w15 w16se w16cid w16 w16cex w16sdtdh w16sdtfl w16du">
+<w:fonts xmlns:mc="http://schemas.openxmlformats.org/markup-compatibility/2006" xmlns:r="http://schemas.openxmlformats.org/officeDocument/2006/relationships" xmlns:w="http://schemas.openxmlformats.org/wordprocessingml/2006/main" xmlns:w14="http://schemas.microsoft.com/office/word/2010/wordml" xmlns:w15="http://schemas.microsoft.com/office/word/2012/wordml" xmlns:w16cex="http://schemas.microsoft.com/office/word/2018/wordml/cex" xmlns:w16cid="http://schemas.microsoft.com/office/word/2016/wordml/cid" xmlns:w16="http://schemas.microsoft.com/office/word/2018/wordml" xmlns:w16sdtdh="http://schemas.microsoft.com/office/word/2020/wordml/sdtdatahash" xmlns:w16sdtfl="http://schemas.microsoft.com/office/word/2024/wordml/sdtformatlock" xmlns:w16se="http://schemas.microsoft.com/office/word/2015/wordml/symex" xmlns:w16du="http://schemas.microsoft.com/office/word/2023/wordml/word16du" mc:Ignorable="w14 w15 w16se w16cid w16 w16cex w16sdtdh w16sdtfl w16du">
   <w:font w:name="Times New Roman">
     <w:panose1 w:val="02020603050405020304"/>
     <w:charset w:val="00"/>
@@ -13523,7 +13386,7 @@
 </file>
 
 <file path=word/glossary/settings.xml><?xml version="1.0" encoding="utf-8"?>
-<w:settings xmlns:mc="http://schemas.openxmlformats.org/markup-compatibility/2006" xmlns:o="urn:schemas-microsoft-com:office:office" xmlns:r="http://schemas.openxmlformats.org/officeDocument/2006/relationships" xmlns:m="http://schemas.openxmlformats.org/officeDocument/2006/math" xmlns:v="urn:schemas-microsoft-com:vml" xmlns:w10="urn:schemas-microsoft-com:office:word" xmlns:w="http://schemas.openxmlformats.org/wordprocessingml/2006/main" xmlns:w14="http://schemas.microsoft.com/office/word/2010/wordml" xmlns:w15="http://schemas.microsoft.com/office/word/2012/wordml" xmlns:w16cex="http://schemas.microsoft.com/office/word/2018/wordml/cex" xmlns:w16cid="http://schemas.microsoft.com/office/word/2016/wordml/cid" xmlns:w16="http://schemas.microsoft.com/office/word/2018/wordml" xmlns:w16du="http://schemas.microsoft.com/office/word/2023/wordml/word16du" xmlns:w16sdtdh="http://schemas.microsoft.com/office/word/2020/wordml/sdtdatahash" xmlns:w16sdtfl="http://schemas.microsoft.com/office/word/2024/wordml/sdtformatlock" xmlns:w16se="http://schemas.microsoft.com/office/word/2015/wordml/symex" xmlns:sl="http://schemas.openxmlformats.org/schemaLibrary/2006/main" mc:Ignorable="w14 w15 w16se w16cid w16 w16cex w16sdtdh w16sdtfl w16du">
+<w:settings xmlns:mc="http://schemas.openxmlformats.org/markup-compatibility/2006" xmlns:m="http://schemas.openxmlformats.org/officeDocument/2006/math" xmlns:r="http://schemas.openxmlformats.org/officeDocument/2006/relationships" xmlns:sl="http://schemas.openxmlformats.org/schemaLibrary/2006/main" xmlns:o="urn:schemas-microsoft-com:office:office" xmlns:v="urn:schemas-microsoft-com:vml" xmlns:w10="urn:schemas-microsoft-com:office:word" xmlns:w="http://schemas.openxmlformats.org/wordprocessingml/2006/main" xmlns:w14="http://schemas.microsoft.com/office/word/2010/wordml" xmlns:w15="http://schemas.microsoft.com/office/word/2012/wordml" xmlns:w16cex="http://schemas.microsoft.com/office/word/2018/wordml/cex" xmlns:w16cid="http://schemas.microsoft.com/office/word/2016/wordml/cid" xmlns:w16="http://schemas.microsoft.com/office/word/2018/wordml" xmlns:w16sdtdh="http://schemas.microsoft.com/office/word/2020/wordml/sdtdatahash" xmlns:w16sdtfl="http://schemas.microsoft.com/office/word/2024/wordml/sdtformatlock" xmlns:w16se="http://schemas.microsoft.com/office/word/2015/wordml/symex" xmlns:w16du="http://schemas.microsoft.com/office/word/2023/wordml/word16du" mc:Ignorable="w14 w15 w16se w16cid w16 w16cex w16sdtdh w16sdtfl w16du">
   <w:view w:val="normal"/>
   <w:revisionView w:inkAnnotations="0"/>
   <w:defaultTabStop w:val="1304"/>
@@ -13540,6 +13403,7 @@
   <w:rsids>
     <w:rsidRoot w:val="005D1164"/>
     <w:rsid w:val="000503A7"/>
+    <w:rsid w:val="0005625C"/>
     <w:rsid w:val="002C185A"/>
     <w:rsid w:val="00406588"/>
     <w:rsid w:val="00460C1E"/>
@@ -13550,6 +13414,7 @@
     <w:rsid w:val="005F00F5"/>
     <w:rsid w:val="006D38DB"/>
     <w:rsid w:val="00996A74"/>
+    <w:rsid w:val="009C0F31"/>
     <w:rsid w:val="00A92FC4"/>
     <w:rsid w:val="00AC256D"/>
     <w:rsid w:val="00AE06EB"/>
@@ -13585,7 +13450,7 @@
 </file>
 
 <file path=word/glossary/styles.xml><?xml version="1.0" encoding="utf-8"?>
-<w:styles xmlns:mc="http://schemas.openxmlformats.org/markup-compatibility/2006" xmlns:r="http://schemas.openxmlformats.org/officeDocument/2006/relationships" xmlns:w="http://schemas.openxmlformats.org/wordprocessingml/2006/main" xmlns:w14="http://schemas.microsoft.com/office/word/2010/wordml" xmlns:w15="http://schemas.microsoft.com/office/word/2012/wordml" xmlns:w16cex="http://schemas.microsoft.com/office/word/2018/wordml/cex" xmlns:w16cid="http://schemas.microsoft.com/office/word/2016/wordml/cid" xmlns:w16="http://schemas.microsoft.com/office/word/2018/wordml" xmlns:w16du="http://schemas.microsoft.com/office/word/2023/wordml/word16du" xmlns:w16sdtdh="http://schemas.microsoft.com/office/word/2020/wordml/sdtdatahash" xmlns:w16sdtfl="http://schemas.microsoft.com/office/word/2024/wordml/sdtformatlock" xmlns:w16se="http://schemas.microsoft.com/office/word/2015/wordml/symex" mc:Ignorable="w14 w15 w16se w16cid w16 w16cex w16sdtdh w16sdtfl w16du">
+<w:styles xmlns:mc="http://schemas.openxmlformats.org/markup-compatibility/2006" xmlns:r="http://schemas.openxmlformats.org/officeDocument/2006/relationships" xmlns:w="http://schemas.openxmlformats.org/wordprocessingml/2006/main" xmlns:w14="http://schemas.microsoft.com/office/word/2010/wordml" xmlns:w15="http://schemas.microsoft.com/office/word/2012/wordml" xmlns:w16cex="http://schemas.microsoft.com/office/word/2018/wordml/cex" xmlns:w16cid="http://schemas.microsoft.com/office/word/2016/wordml/cid" xmlns:w16="http://schemas.microsoft.com/office/word/2018/wordml" xmlns:w16sdtdh="http://schemas.microsoft.com/office/word/2020/wordml/sdtdatahash" xmlns:w16sdtfl="http://schemas.microsoft.com/office/word/2024/wordml/sdtformatlock" xmlns:w16se="http://schemas.microsoft.com/office/word/2015/wordml/symex" xmlns:w16du="http://schemas.microsoft.com/office/word/2023/wordml/word16du" mc:Ignorable="w14 w15 w16se w16cid w16 w16cex w16sdtdh w16sdtfl w16du">
   <w:docDefaults>
     <w:rPrDefault>
       <w:rPr>
@@ -14019,7 +13884,7 @@
 </file>
 
 <file path=word/glossary/webSettings.xml><?xml version="1.0" encoding="utf-8"?>
-<w:webSettings xmlns:mc="http://schemas.openxmlformats.org/markup-compatibility/2006" xmlns:r="http://schemas.openxmlformats.org/officeDocument/2006/relationships" xmlns:w="http://schemas.openxmlformats.org/wordprocessingml/2006/main" xmlns:w14="http://schemas.microsoft.com/office/word/2010/wordml" xmlns:w15="http://schemas.microsoft.com/office/word/2012/wordml" xmlns:w16cex="http://schemas.microsoft.com/office/word/2018/wordml/cex" xmlns:w16cid="http://schemas.microsoft.com/office/word/2016/wordml/cid" xmlns:w16="http://schemas.microsoft.com/office/word/2018/wordml" xmlns:w16du="http://schemas.microsoft.com/office/word/2023/wordml/word16du" xmlns:w16sdtdh="http://schemas.microsoft.com/office/word/2020/wordml/sdtdatahash" xmlns:w16sdtfl="http://schemas.microsoft.com/office/word/2024/wordml/sdtformatlock" xmlns:w16se="http://schemas.microsoft.com/office/word/2015/wordml/symex" mc:Ignorable="w14 w15 w16se w16cid w16 w16cex w16sdtdh w16sdtfl w16du">
+<w:webSettings xmlns:mc="http://schemas.openxmlformats.org/markup-compatibility/2006" xmlns:r="http://schemas.openxmlformats.org/officeDocument/2006/relationships" xmlns:w="http://schemas.openxmlformats.org/wordprocessingml/2006/main" xmlns:w14="http://schemas.microsoft.com/office/word/2010/wordml" xmlns:w15="http://schemas.microsoft.com/office/word/2012/wordml" xmlns:w16cex="http://schemas.microsoft.com/office/word/2018/wordml/cex" xmlns:w16cid="http://schemas.microsoft.com/office/word/2016/wordml/cid" xmlns:w16="http://schemas.microsoft.com/office/word/2018/wordml" xmlns:w16sdtdh="http://schemas.microsoft.com/office/word/2020/wordml/sdtdatahash" xmlns:w16sdtfl="http://schemas.microsoft.com/office/word/2024/wordml/sdtformatlock" xmlns:w16se="http://schemas.microsoft.com/office/word/2015/wordml/symex" xmlns:w16du="http://schemas.microsoft.com/office/word/2023/wordml/word16du" mc:Ignorable="w14 w15 w16se w16cid w16 w16cex w16sdtdh w16sdtfl w16du">
   <w:allowPNG/>
 </w:webSettings>
 </file>
@@ -14353,7 +14218,7 @@
 </file>
 
 <file path=customXml/itemProps1.xml><?xml version="1.0" encoding="utf-8"?>
-<ds:datastoreItem xmlns:ds="http://schemas.openxmlformats.org/officeDocument/2006/customXml" ds:itemID="{E46E1B80-B6F2-B04E-867A-84592D3A2862}">
+<ds:datastoreItem xmlns:ds="http://schemas.openxmlformats.org/officeDocument/2006/customXml" ds:itemID="{18B6EAF6-204F-AB41-B5BC-5DF05EBDBD1E}">
   <ds:schemaRefs>
     <ds:schemaRef ds:uri="http://schemas.openxmlformats.org/officeDocument/2006/bibliography"/>
   </ds:schemaRefs>
@@ -14361,7 +14226,7 @@
 </file>
 
 <file path=customXml/itemProps2.xml><?xml version="1.0" encoding="utf-8"?>
-<ds:datastoreItem xmlns:ds="http://schemas.openxmlformats.org/officeDocument/2006/customXml" ds:itemID="{18B6EAF6-204F-AB41-B5BC-5DF05EBDBD1E}">
+<ds:datastoreItem xmlns:ds="http://schemas.openxmlformats.org/officeDocument/2006/customXml" ds:itemID="{E46E1B80-B6F2-B04E-867A-84592D3A2862}">
   <ds:schemaRefs>
     <ds:schemaRef ds:uri="http://schemas.openxmlformats.org/officeDocument/2006/bibliography"/>
   </ds:schemaRefs>

--- a/src/content/bios/Lie-TH 2017.docx
+++ b/src/content/bios/Lie-TH 2017.docx
@@ -228,10 +228,10 @@
           <w:rFonts w:ascii="Times New Roman" w:hAnsi="Times New Roman" w:cs="Times New Roman"/>
         </w:rPr>
         <w:drawing>
-          <wp:inline distT="0" distB="0" distL="0" distR="0" wp14:anchorId="33B74291" wp14:editId="1CB2BFDB">
-            <wp:extent cx="2429501" cy="2785724"/>
+          <wp:inline distT="0" distB="0" distL="0" distR="0" wp14:anchorId="2214C39F" wp14:editId="5CC6DCB5">
+            <wp:extent cx="2641863" cy="3149600"/>
             <wp:effectExtent l="0" t="0" r="0" b="0"/>
-            <wp:docPr id="360610468" name="Afbeelding 1"/>
+            <wp:docPr id="1435886328" name="Afbeelding 1"/>
             <wp:cNvGraphicFramePr>
               <a:graphicFrameLocks xmlns:a="http://schemas.openxmlformats.org/drawingml/2006/main" noChangeAspect="1"/>
             </wp:cNvGraphicFramePr>
@@ -239,7 +239,7 @@
               <a:graphicData uri="http://schemas.openxmlformats.org/drawingml/2006/picture">
                 <pic:pic xmlns:pic="http://schemas.openxmlformats.org/drawingml/2006/picture">
                   <pic:nvPicPr>
-                    <pic:cNvPr id="360610468" name=""/>
+                    <pic:cNvPr id="1435886328" name=""/>
                     <pic:cNvPicPr/>
                   </pic:nvPicPr>
                   <pic:blipFill>
@@ -251,7 +251,7 @@
                   <pic:spPr>
                     <a:xfrm>
                       <a:off x="0" y="0"/>
-                      <a:ext cx="2446347" cy="2805040"/>
+                      <a:ext cx="2693985" cy="3211740"/>
                     </a:xfrm>
                     <a:prstGeom prst="rect">
                       <a:avLst/>
@@ -281,21 +281,55 @@
         <w:rPr>
           <w:rFonts w:ascii="Times New Roman" w:hAnsi="Times New Roman" w:cs="Times New Roman"/>
         </w:rPr>
-        <w:t xml:space="preserve">Lie, October-November 1944, </w:t>
-      </w:r>
-      <w:proofErr w:type="spellStart"/>
-      <w:r>
-        <w:rPr>
-          <w:rFonts w:ascii="Times New Roman" w:hAnsi="Times New Roman" w:cs="Times New Roman"/>
-        </w:rPr>
-        <w:t>Nasjonalarkivet</w:t>
-      </w:r>
-      <w:proofErr w:type="spellEnd"/>
-      <w:r>
-        <w:rPr>
-          <w:rFonts w:ascii="Times New Roman" w:hAnsi="Times New Roman" w:cs="Times New Roman"/>
-        </w:rPr>
-        <w:t>, Oslo, Norway</w:t>
+        <w:t xml:space="preserve">Lie, </w:t>
+      </w:r>
+      <w:r>
+        <w:rPr>
+          <w:rFonts w:ascii="Times New Roman" w:hAnsi="Times New Roman" w:cs="Times New Roman"/>
+        </w:rPr>
+        <w:t>10 January</w:t>
+      </w:r>
+      <w:r>
+        <w:rPr>
+          <w:rFonts w:ascii="Times New Roman" w:hAnsi="Times New Roman" w:cs="Times New Roman"/>
+        </w:rPr>
+        <w:t xml:space="preserve"> 194</w:t>
+      </w:r>
+      <w:r>
+        <w:rPr>
+          <w:rFonts w:ascii="Times New Roman" w:hAnsi="Times New Roman" w:cs="Times New Roman"/>
+        </w:rPr>
+        <w:t>6</w:t>
+      </w:r>
+      <w:r>
+        <w:rPr>
+          <w:rFonts w:ascii="Times New Roman" w:hAnsi="Times New Roman" w:cs="Times New Roman"/>
+        </w:rPr>
+        <w:t xml:space="preserve">, </w:t>
+      </w:r>
+      <w:r>
+        <w:rPr>
+          <w:rFonts w:ascii="Times New Roman" w:hAnsi="Times New Roman" w:cs="Times New Roman"/>
+        </w:rPr>
+        <w:t xml:space="preserve">addressing the </w:t>
+      </w:r>
+      <w:r>
+        <w:rPr>
+          <w:rFonts w:ascii="Times New Roman" w:hAnsi="Times New Roman" w:cs="Times New Roman"/>
+        </w:rPr>
+        <w:t xml:space="preserve">UN </w:t>
+      </w:r>
+      <w:r>
+        <w:rPr>
+          <w:rFonts w:ascii="Times New Roman" w:hAnsi="Times New Roman" w:cs="Times New Roman"/>
+        </w:rPr>
+        <w:t>General Assembly</w:t>
+      </w:r>
+      <w:r>
+        <w:rPr>
+          <w:rFonts w:ascii="Times New Roman" w:hAnsi="Times New Roman" w:cs="Times New Roman"/>
+        </w:rPr>
+        <w:t>, Central Hall, London, Photo UN713012</w:t>
       </w:r>
       <w:r>
         <w:rPr>
@@ -311,11 +345,19 @@
           <w:rFonts w:ascii="Times New Roman" w:hAnsi="Times New Roman" w:cs="Times New Roman"/>
         </w:rPr>
       </w:pPr>
-      <w:r>
-        <w:rPr>
-          <w:rFonts w:ascii="Times New Roman" w:hAnsi="Times New Roman" w:cs="Times New Roman"/>
-        </w:rPr>
-        <w:t>Film clip</w:t>
+      <w:proofErr w:type="spellStart"/>
+      <w:r>
+        <w:rPr>
+          <w:rFonts w:ascii="Times New Roman" w:hAnsi="Times New Roman" w:cs="Times New Roman"/>
+        </w:rPr>
+        <w:t xml:space="preserve">Film </w:t>
+      </w:r>
+      <w:proofErr w:type="spellEnd"/>
+      <w:r>
+        <w:rPr>
+          <w:rFonts w:ascii="Times New Roman" w:hAnsi="Times New Roman" w:cs="Times New Roman"/>
+        </w:rPr>
+        <w:t>clip</w:t>
       </w:r>
       <w:r>
         <w:rPr>
@@ -1357,7 +1399,14 @@
         <w:rPr>
           <w:rFonts w:ascii="Times New Roman" w:hAnsi="Times New Roman" w:cs="Times New Roman"/>
         </w:rPr>
-        <w:t xml:space="preserve"> assistant to the Labour Party’s </w:t>
+        <w:t xml:space="preserve"> </w:t>
+      </w:r>
+      <w:r>
+        <w:rPr>
+          <w:rFonts w:ascii="Times New Roman" w:hAnsi="Times New Roman" w:cs="Times New Roman"/>
+        </w:rPr>
+        <w:lastRenderedPageBreak/>
+        <w:t xml:space="preserve">assistant to the Labour Party’s </w:t>
       </w:r>
       <w:r>
         <w:rPr>
@@ -1459,7 +1508,6 @@
         <w:rPr>
           <w:rFonts w:ascii="Times New Roman" w:hAnsi="Times New Roman" w:cs="Times New Roman"/>
         </w:rPr>
-        <w:lastRenderedPageBreak/>
         <w:t>c</w:t>
       </w:r>
       <w:r>
@@ -3089,7 +3137,14 @@
         <w:rPr>
           <w:rFonts w:ascii="Times New Roman" w:hAnsi="Times New Roman" w:cs="Times New Roman"/>
         </w:rPr>
-        <w:t xml:space="preserve">. After a confusing combination of backroom deals and procedural intricacies, Lie narrowly lost the election for Assembly </w:t>
+        <w:t xml:space="preserve">. After a confusing combination of </w:t>
+      </w:r>
+      <w:r>
+        <w:rPr>
+          <w:rFonts w:ascii="Times New Roman" w:hAnsi="Times New Roman" w:cs="Times New Roman"/>
+        </w:rPr>
+        <w:lastRenderedPageBreak/>
+        <w:t xml:space="preserve">backroom deals and procedural intricacies, Lie narrowly lost the election for Assembly </w:t>
       </w:r>
       <w:r>
         <w:rPr>
@@ -3191,7 +3246,6 @@
         <w:rPr>
           <w:rFonts w:ascii="Times New Roman" w:hAnsi="Times New Roman" w:cs="Times New Roman"/>
         </w:rPr>
-        <w:lastRenderedPageBreak/>
         <w:t xml:space="preserve">permanent members </w:t>
       </w:r>
       <w:r>
@@ -4668,6 +4722,7 @@
         <w:rPr>
           <w:rFonts w:ascii="Times New Roman" w:hAnsi="Times New Roman" w:cs="Times New Roman"/>
         </w:rPr>
+        <w:lastRenderedPageBreak/>
         <w:t xml:space="preserve">jealous of the attention Bunche received, including </w:t>
       </w:r>
       <w:r>
@@ -4734,14 +4789,7 @@
         <w:rPr>
           <w:rFonts w:ascii="Times New Roman" w:hAnsi="Times New Roman" w:cs="Times New Roman"/>
         </w:rPr>
-        <w:t xml:space="preserve"> Lie worked closely with some Assistant </w:t>
-      </w:r>
-      <w:r>
-        <w:rPr>
-          <w:rFonts w:ascii="Times New Roman" w:hAnsi="Times New Roman" w:cs="Times New Roman"/>
-        </w:rPr>
-        <w:lastRenderedPageBreak/>
-        <w:t xml:space="preserve">Secretaries-General, </w:t>
+        <w:t xml:space="preserve"> Lie worked closely with some Assistant Secretaries-General, </w:t>
       </w:r>
       <w:r>
         <w:rPr>
@@ -6019,7 +6067,14 @@
         <w:rPr>
           <w:rFonts w:ascii="Times New Roman" w:hAnsi="Times New Roman" w:cs="Times New Roman"/>
         </w:rPr>
-        <w:t xml:space="preserve">e Lie as a legitimate </w:t>
+        <w:t xml:space="preserve">e </w:t>
+      </w:r>
+      <w:r>
+        <w:rPr>
+          <w:rFonts w:ascii="Times New Roman" w:hAnsi="Times New Roman" w:cs="Times New Roman"/>
+        </w:rPr>
+        <w:lastRenderedPageBreak/>
+        <w:t xml:space="preserve">Lie as a legitimate </w:t>
       </w:r>
       <w:r>
         <w:rPr>
@@ -6124,14 +6179,7 @@
         <w:rPr>
           <w:rFonts w:ascii="Times New Roman" w:hAnsi="Times New Roman" w:cs="Times New Roman"/>
         </w:rPr>
-        <w:t xml:space="preserve">ation nearly from scratch and with </w:t>
-      </w:r>
-      <w:r>
-        <w:rPr>
-          <w:rFonts w:ascii="Times New Roman" w:hAnsi="Times New Roman" w:cs="Times New Roman"/>
-        </w:rPr>
-        <w:lastRenderedPageBreak/>
-        <w:t xml:space="preserve">little time to </w:t>
+        <w:t xml:space="preserve">ation nearly from scratch and with little time to </w:t>
       </w:r>
       <w:r>
         <w:rPr>
@@ -7887,7 +7935,14 @@
         <w:rPr>
           <w:rFonts w:ascii="Times New Roman" w:hAnsi="Times New Roman" w:cs="Times New Roman"/>
         </w:rPr>
-        <w:t>he held until 1965. Between 1954 and 1968 Li</w:t>
+        <w:t xml:space="preserve">he held until 1965. Between 1954 and </w:t>
+      </w:r>
+      <w:r>
+        <w:rPr>
+          <w:rFonts w:ascii="Times New Roman" w:hAnsi="Times New Roman" w:cs="Times New Roman"/>
+        </w:rPr>
+        <w:lastRenderedPageBreak/>
+        <w:t>1968 Li</w:t>
       </w:r>
       <w:r>
         <w:rPr>
@@ -7995,14 +8050,7 @@
         <w:rPr>
           <w:rFonts w:ascii="Times New Roman" w:hAnsi="Times New Roman" w:cs="Times New Roman"/>
         </w:rPr>
-        <w:t xml:space="preserve"> and one volume detailing his childhood and early career </w:t>
-      </w:r>
-      <w:r>
-        <w:rPr>
-          <w:rFonts w:ascii="Times New Roman" w:hAnsi="Times New Roman" w:cs="Times New Roman"/>
-        </w:rPr>
-        <w:lastRenderedPageBreak/>
-        <w:t xml:space="preserve">(published </w:t>
+        <w:t xml:space="preserve"> and one volume detailing his childhood and early career (published </w:t>
       </w:r>
       <w:r>
         <w:rPr>
@@ -10236,7 +10284,15 @@
           <w:rFonts w:ascii="Times New Roman" w:hAnsi="Times New Roman" w:cs="Times New Roman"/>
           <w:i/>
         </w:rPr>
-        <w:t>The First Fifty Years: The Secretary-General in World Politics</w:t>
+        <w:t xml:space="preserve">The First Fifty Years: The Secretary-General in </w:t>
+      </w:r>
+      <w:r>
+        <w:rPr>
+          <w:rFonts w:ascii="Times New Roman" w:hAnsi="Times New Roman" w:cs="Times New Roman"/>
+          <w:i/>
+        </w:rPr>
+        <w:lastRenderedPageBreak/>
+        <w:t>World Politics</w:t>
       </w:r>
       <w:r>
         <w:rPr>
@@ -10274,14 +10330,7 @@
         <w:rPr>
           <w:rFonts w:ascii="Times New Roman" w:hAnsi="Times New Roman" w:cs="Times New Roman"/>
         </w:rPr>
-        <w:t xml:space="preserve">, Westport 1983, </w:t>
-      </w:r>
-      <w:r>
-        <w:rPr>
-          <w:rFonts w:ascii="Times New Roman" w:hAnsi="Times New Roman" w:cs="Times New Roman"/>
-        </w:rPr>
-        <w:lastRenderedPageBreak/>
-        <w:t>433-434;</w:t>
+        <w:t>, Westport 1983, 433-434;</w:t>
       </w:r>
       <w:r>
         <w:rPr>
@@ -13403,6 +13452,7 @@
   <w:rsids>
     <w:rsidRoot w:val="005D1164"/>
     <w:rsid w:val="000503A7"/>
+    <w:rsid w:val="00051E2F"/>
     <w:rsid w:val="0005625C"/>
     <w:rsid w:val="002C185A"/>
     <w:rsid w:val="00406588"/>
@@ -14218,7 +14268,7 @@
 </file>
 
 <file path=customXml/itemProps1.xml><?xml version="1.0" encoding="utf-8"?>
-<ds:datastoreItem xmlns:ds="http://schemas.openxmlformats.org/officeDocument/2006/customXml" ds:itemID="{18B6EAF6-204F-AB41-B5BC-5DF05EBDBD1E}">
+<ds:datastoreItem xmlns:ds="http://schemas.openxmlformats.org/officeDocument/2006/customXml" ds:itemID="{E46E1B80-B6F2-B04E-867A-84592D3A2862}">
   <ds:schemaRefs>
     <ds:schemaRef ds:uri="http://schemas.openxmlformats.org/officeDocument/2006/bibliography"/>
   </ds:schemaRefs>
@@ -14226,7 +14276,7 @@
 </file>
 
 <file path=customXml/itemProps2.xml><?xml version="1.0" encoding="utf-8"?>
-<ds:datastoreItem xmlns:ds="http://schemas.openxmlformats.org/officeDocument/2006/customXml" ds:itemID="{E46E1B80-B6F2-B04E-867A-84592D3A2862}">
+<ds:datastoreItem xmlns:ds="http://schemas.openxmlformats.org/officeDocument/2006/customXml" ds:itemID="{18B6EAF6-204F-AB41-B5BC-5DF05EBDBD1E}">
   <ds:schemaRefs>
     <ds:schemaRef ds:uri="http://schemas.openxmlformats.org/officeDocument/2006/bibliography"/>
   </ds:schemaRefs>
